--- a/Ontology.docx
+++ b/Ontology.docx
@@ -187,6 +187,7 @@
         <w:jc w:val="both"/>
         <w:rPr>
           <w:rFonts w:ascii="Times New Roman" w:eastAsia="Times New Roman" w:hAnsi="Times New Roman" w:cs="Times New Roman"/>
+          <w:iCs/>
           <w:sz w:val="24"/>
           <w:szCs w:val="24"/>
         </w:rPr>
@@ -226,7 +227,25 @@
           <w:sz w:val="24"/>
           <w:szCs w:val="24"/>
         </w:rPr>
-        <w:t>Đơn vị cơ sở chứa đựng quy phạm pháp luật. Nhãn này bao gồm chữ "Điều" và số thứ tự, dùng để làm điểm neo (anchor node) kết nối trực tiếp với nội dung quy định bên trong nó.</w:t>
+        <w:t>Đơn vị cơ sở chứa đựng quy phạm pháp luật. Nhãn này bao gồm chữ "Điều" và số thứ tự, dù</w:t>
+      </w:r>
+      <w:r>
+        <w:rPr>
+          <w:rFonts w:ascii="Times New Roman" w:eastAsia="Times New Roman" w:hAnsi="Times New Roman" w:cs="Times New Roman"/>
+          <w:iCs/>
+          <w:sz w:val="24"/>
+          <w:szCs w:val="24"/>
+        </w:rPr>
+        <w:t>ng để làm điểm neo</w:t>
+      </w:r>
+      <w:r>
+        <w:rPr>
+          <w:rFonts w:ascii="Times New Roman" w:eastAsia="Times New Roman" w:hAnsi="Times New Roman" w:cs="Times New Roman"/>
+          <w:iCs/>
+          <w:sz w:val="24"/>
+          <w:szCs w:val="24"/>
+        </w:rPr>
+        <w:t xml:space="preserve"> kết nối trực tiếp với nội dung quy định bên trong nó.</w:t>
       </w:r>
       <w:r>
         <w:rPr>
@@ -256,8 +275,117 @@
           <w:sz w:val="24"/>
           <w:szCs w:val="24"/>
         </w:rPr>
-        <w:t xml:space="preserve">2. </w:t>
-      </w:r>
+        <w:t>CauTrucKhoan</w:t>
+      </w:r>
+      <w:r>
+        <w:rPr>
+          <w:rFonts w:ascii="Times New Roman" w:eastAsia="Times New Roman" w:hAnsi="Times New Roman" w:cs="Times New Roman"/>
+          <w:sz w:val="24"/>
+          <w:szCs w:val="24"/>
+        </w:rPr>
+        <w:t>:</w:t>
+      </w:r>
+      <w:r>
+        <w:rPr>
+          <w:rFonts w:ascii="Times New Roman" w:eastAsia="Times New Roman" w:hAnsi="Times New Roman" w:cs="Times New Roman"/>
+          <w:iCs/>
+          <w:sz w:val="24"/>
+          <w:szCs w:val="24"/>
+        </w:rPr>
+        <w:t xml:space="preserve"> </w:t>
+      </w:r>
+      <w:r>
+        <w:rPr>
+          <w:rFonts w:ascii="Times New Roman" w:eastAsia="Times New Roman" w:hAnsi="Times New Roman" w:cs="Times New Roman"/>
+          <w:iCs/>
+          <w:sz w:val="24"/>
+          <w:szCs w:val="24"/>
+        </w:rPr>
+        <w:t>Đơn vị cơ sở chứa đựng quy phạm pháp luật</w:t>
+      </w:r>
+      <w:r>
+        <w:rPr>
+          <w:rFonts w:ascii="Times New Roman" w:eastAsia="Times New Roman" w:hAnsi="Times New Roman" w:cs="Times New Roman"/>
+          <w:iCs/>
+          <w:sz w:val="24"/>
+          <w:szCs w:val="24"/>
+        </w:rPr>
+        <w:t xml:space="preserve"> nằm trong Điều</w:t>
+      </w:r>
+      <w:r>
+        <w:rPr>
+          <w:rFonts w:ascii="Times New Roman" w:eastAsia="Times New Roman" w:hAnsi="Times New Roman" w:cs="Times New Roman"/>
+          <w:iCs/>
+          <w:sz w:val="24"/>
+          <w:szCs w:val="24"/>
+        </w:rPr>
+        <w:t>. Nhãn này bao gồm chữ "</w:t>
+      </w:r>
+      <w:r>
+        <w:rPr>
+          <w:rFonts w:ascii="Times New Roman" w:eastAsia="Times New Roman" w:hAnsi="Times New Roman" w:cs="Times New Roman"/>
+          <w:iCs/>
+          <w:sz w:val="24"/>
+          <w:szCs w:val="24"/>
+        </w:rPr>
+        <w:t>Khoản</w:t>
+      </w:r>
+      <w:r>
+        <w:rPr>
+          <w:rFonts w:ascii="Times New Roman" w:eastAsia="Times New Roman" w:hAnsi="Times New Roman" w:cs="Times New Roman"/>
+          <w:iCs/>
+          <w:sz w:val="24"/>
+          <w:szCs w:val="24"/>
+        </w:rPr>
+        <w:t>" và số thứ tự, dù</w:t>
+      </w:r>
+      <w:r>
+        <w:rPr>
+          <w:rFonts w:ascii="Times New Roman" w:eastAsia="Times New Roman" w:hAnsi="Times New Roman" w:cs="Times New Roman"/>
+          <w:iCs/>
+          <w:sz w:val="24"/>
+          <w:szCs w:val="24"/>
+        </w:rPr>
+        <w:t>ng để làm điểm neo</w:t>
+      </w:r>
+      <w:r>
+        <w:rPr>
+          <w:rFonts w:ascii="Times New Roman" w:eastAsia="Times New Roman" w:hAnsi="Times New Roman" w:cs="Times New Roman"/>
+          <w:iCs/>
+          <w:sz w:val="24"/>
+          <w:szCs w:val="24"/>
+        </w:rPr>
+        <w:t xml:space="preserve"> kết nối trực tiếp với nội dung quy định bên trong nó.</w:t>
+      </w:r>
+      <w:r>
+        <w:rPr>
+          <w:rFonts w:ascii="Times New Roman" w:eastAsia="Times New Roman" w:hAnsi="Times New Roman" w:cs="Times New Roman"/>
+          <w:iCs/>
+          <w:sz w:val="24"/>
+          <w:szCs w:val="24"/>
+        </w:rPr>
+        <w:t xml:space="preserve"> (VD: Khoản 4, Khoản</w:t>
+      </w:r>
+      <w:r>
+        <w:rPr>
+          <w:rFonts w:ascii="Times New Roman" w:eastAsia="Times New Roman" w:hAnsi="Times New Roman" w:cs="Times New Roman"/>
+          <w:iCs/>
+          <w:sz w:val="24"/>
+          <w:szCs w:val="24"/>
+        </w:rPr>
+        <w:t xml:space="preserve"> 12)</w:t>
+      </w:r>
+    </w:p>
+    <w:p>
+      <w:pPr>
+        <w:spacing w:before="100" w:beforeAutospacing="1" w:after="100" w:afterAutospacing="1" w:line="240" w:lineRule="auto"/>
+        <w:jc w:val="both"/>
+        <w:rPr>
+          <w:rFonts w:ascii="Times New Roman" w:eastAsia="Times New Roman" w:hAnsi="Times New Roman" w:cs="Times New Roman"/>
+          <w:sz w:val="24"/>
+          <w:szCs w:val="24"/>
+        </w:rPr>
+      </w:pPr>
       <w:r>
         <w:rPr>
           <w:rFonts w:ascii="Times New Roman" w:eastAsia="Times New Roman" w:hAnsi="Times New Roman" w:cs="Times New Roman"/>
@@ -266,28 +394,8 @@
           <w:sz w:val="24"/>
           <w:szCs w:val="24"/>
         </w:rPr>
-        <w:t>Nhóm Tổ chức &amp; Thiết chế (Organizations &amp; Institutions)</w:t>
-      </w:r>
-      <w:r>
-        <w:rPr>
-          <w:rFonts w:ascii="Times New Roman" w:eastAsia="Times New Roman" w:hAnsi="Times New Roman" w:cs="Times New Roman"/>
-          <w:sz w:val="24"/>
-          <w:szCs w:val="24"/>
-        </w:rPr>
-        <w:t xml:space="preserve"> </w:t>
-      </w:r>
-    </w:p>
-    <w:p>
-      <w:pPr>
-        <w:spacing w:before="100" w:beforeAutospacing="1" w:after="100" w:afterAutospacing="1" w:line="240" w:lineRule="auto"/>
-        <w:jc w:val="both"/>
-        <w:rPr>
-          <w:rFonts w:ascii="Times New Roman" w:eastAsia="Times New Roman" w:hAnsi="Times New Roman" w:cs="Times New Roman"/>
-          <w:iCs/>
-          <w:sz w:val="24"/>
-          <w:szCs w:val="24"/>
-        </w:rPr>
-      </w:pPr>
+        <w:t xml:space="preserve">2. </w:t>
+      </w:r>
       <w:r>
         <w:rPr>
           <w:rFonts w:ascii="Times New Roman" w:eastAsia="Times New Roman" w:hAnsi="Times New Roman" w:cs="Times New Roman"/>
@@ -296,68 +404,24 @@
           <w:sz w:val="24"/>
           <w:szCs w:val="24"/>
         </w:rPr>
-        <w:t>CoQuanQuanLy</w:t>
-      </w:r>
-      <w:r>
-        <w:rPr>
-          <w:rFonts w:ascii="Times New Roman" w:eastAsia="Times New Roman" w:hAnsi="Times New Roman" w:cs="Times New Roman"/>
-          <w:sz w:val="24"/>
-          <w:szCs w:val="24"/>
-        </w:rPr>
-        <w:t>:</w:t>
-      </w:r>
-      <w:r>
-        <w:rPr>
-          <w:rFonts w:ascii="Times New Roman" w:eastAsia="Times New Roman" w:hAnsi="Times New Roman" w:cs="Times New Roman"/>
-          <w:iCs/>
+        <w:t>Nhóm Tổ chức &amp; Thiết chế (Organizations &amp; Institutions)</w:t>
+      </w:r>
+      <w:r>
+        <w:rPr>
+          <w:rFonts w:ascii="Times New Roman" w:eastAsia="Times New Roman" w:hAnsi="Times New Roman" w:cs="Times New Roman"/>
           <w:sz w:val="24"/>
           <w:szCs w:val="24"/>
         </w:rPr>
         <w:t xml:space="preserve"> </w:t>
       </w:r>
-      <w:r>
-        <w:rPr>
-          <w:rFonts w:ascii="Times New Roman" w:eastAsia="Times New Roman" w:hAnsi="Times New Roman" w:cs="Times New Roman"/>
-          <w:iCs/>
-          <w:sz w:val="24"/>
-          <w:szCs w:val="24"/>
-        </w:rPr>
-        <w:t>Định danh các chủ thể nắm quyền lập pháp, hành pháp hoặc quyền quản lý chuyên ngành nhà nước. Không bao gồm các cơ sở giáo dục. Các chủ thể này có quyền ban hành, thanh tra và điều hành vĩ mô</w:t>
-      </w:r>
-      <w:r>
-        <w:rPr>
-          <w:rFonts w:ascii="Times New Roman" w:eastAsia="Times New Roman" w:hAnsi="Times New Roman" w:cs="Times New Roman"/>
-          <w:iCs/>
-          <w:sz w:val="24"/>
-          <w:szCs w:val="24"/>
-        </w:rPr>
-        <w:t xml:space="preserve"> (VD: </w:t>
-      </w:r>
-      <w:r>
-        <w:rPr>
-          <w:rFonts w:ascii="Times New Roman" w:eastAsia="Times New Roman" w:hAnsi="Times New Roman" w:cs="Times New Roman"/>
-          <w:iCs/>
-          <w:sz w:val="24"/>
-          <w:szCs w:val="24"/>
-        </w:rPr>
-        <w:t>Quốc hội, Chính phủ, Bộ Giáo dục và Đào tạo, Ủy ban nhân dân cấp tỉnh</w:t>
-      </w:r>
-      <w:r>
-        <w:rPr>
-          <w:rFonts w:ascii="Times New Roman" w:eastAsia="Times New Roman" w:hAnsi="Times New Roman" w:cs="Times New Roman"/>
-          <w:iCs/>
-          <w:sz w:val="24"/>
-          <w:szCs w:val="24"/>
-        </w:rPr>
-        <w:t>)</w:t>
-      </w:r>
-    </w:p>
-    <w:p>
-      <w:pPr>
-        <w:spacing w:before="100" w:beforeAutospacing="1" w:after="100" w:afterAutospacing="1" w:line="240" w:lineRule="auto"/>
-        <w:jc w:val="both"/>
-        <w:rPr>
-          <w:rFonts w:ascii="Times New Roman" w:eastAsia="Times New Roman" w:hAnsi="Times New Roman" w:cs="Times New Roman"/>
+    </w:p>
+    <w:p>
+      <w:pPr>
+        <w:spacing w:before="100" w:beforeAutospacing="1" w:after="100" w:afterAutospacing="1" w:line="240" w:lineRule="auto"/>
+        <w:jc w:val="both"/>
+        <w:rPr>
+          <w:rFonts w:ascii="Times New Roman" w:eastAsia="Times New Roman" w:hAnsi="Times New Roman" w:cs="Times New Roman"/>
+          <w:iCs/>
           <w:sz w:val="24"/>
           <w:szCs w:val="24"/>
         </w:rPr>
@@ -370,7 +434,7 @@
           <w:sz w:val="24"/>
           <w:szCs w:val="24"/>
         </w:rPr>
-        <w:t>CoSoGiaoDuc</w:t>
+        <w:t>CoQuanQuanLy</w:t>
       </w:r>
       <w:r>
         <w:rPr>
@@ -396,7 +460,7 @@
           <w:sz w:val="24"/>
           <w:szCs w:val="24"/>
         </w:rPr>
-        <w:t>Các tổ chức/đơn vị trực tiếp thực hiện hoạt động nuôi dưỡng, giảng dạy, đào tạo. Phủ rộng mọi cấp bậc từ giáo dục mầm non, phổ thông đến đại học và giáo dục thường xuyên.</w:t>
+        <w:t>Định danh các chủ thể nắm quyền lập pháp, hành pháp hoặc quyền quản lý chuyên ngành nhà nước. Không bao gồm các cơ sở giáo dục. Các chủ thể này có quyền ban hành, thanh tra và điều hành vĩ mô</w:t>
       </w:r>
       <w:r>
         <w:rPr>
@@ -414,7 +478,7 @@
           <w:sz w:val="24"/>
           <w:szCs w:val="24"/>
         </w:rPr>
-        <w:t>Trường tiểu học, Trường trung học phổ thông, trung tâm giáo dục thường xuyên</w:t>
+        <w:t>Quốc hội, Chính phủ, Bộ Giáo dục và Đào tạo, Ủy ban nhân dân cấp tỉnh</w:t>
       </w:r>
       <w:r>
         <w:rPr>
@@ -444,33 +508,60 @@
           <w:sz w:val="24"/>
           <w:szCs w:val="24"/>
         </w:rPr>
-        <w:t>LoaiHinhTruong</w:t>
-      </w:r>
-      <w:r>
-        <w:rPr>
-          <w:rFonts w:ascii="Times New Roman" w:eastAsia="Times New Roman" w:hAnsi="Times New Roman" w:cs="Times New Roman"/>
-          <w:sz w:val="24"/>
-          <w:szCs w:val="24"/>
-        </w:rPr>
-        <w:t xml:space="preserve">: </w:t>
-      </w:r>
-      <w:r>
-        <w:rPr>
-          <w:rFonts w:ascii="Times New Roman" w:eastAsia="Times New Roman" w:hAnsi="Times New Roman" w:cs="Times New Roman"/>
-          <w:iCs/>
-          <w:sz w:val="24"/>
-          <w:szCs w:val="24"/>
-        </w:rPr>
-        <w:t>Các khái niệm phân loại cơ sở giáo dục dựa trên nguồn gốc vốn đầu tư, sở hữu và cơ chế vận hành tài chính. Dùng để xác định khung pháp lý tương ứng áp dụng cho cơ sở đó.</w:t>
-      </w:r>
-      <w:r>
-        <w:rPr>
-          <w:rFonts w:ascii="Times New Roman" w:eastAsia="Times New Roman" w:hAnsi="Times New Roman" w:cs="Times New Roman"/>
-          <w:iCs/>
-          <w:sz w:val="24"/>
-          <w:szCs w:val="24"/>
-        </w:rPr>
-        <w:t xml:space="preserve"> (VD: Trường công lập, Trường dân lập, Trường tư thục)</w:t>
+        <w:t>CoSoGiaoDuc</w:t>
+      </w:r>
+      <w:r>
+        <w:rPr>
+          <w:rFonts w:ascii="Times New Roman" w:eastAsia="Times New Roman" w:hAnsi="Times New Roman" w:cs="Times New Roman"/>
+          <w:sz w:val="24"/>
+          <w:szCs w:val="24"/>
+        </w:rPr>
+        <w:t>:</w:t>
+      </w:r>
+      <w:r>
+        <w:rPr>
+          <w:rFonts w:ascii="Times New Roman" w:eastAsia="Times New Roman" w:hAnsi="Times New Roman" w:cs="Times New Roman"/>
+          <w:iCs/>
+          <w:sz w:val="24"/>
+          <w:szCs w:val="24"/>
+        </w:rPr>
+        <w:t xml:space="preserve"> </w:t>
+      </w:r>
+      <w:r>
+        <w:rPr>
+          <w:rFonts w:ascii="Times New Roman" w:eastAsia="Times New Roman" w:hAnsi="Times New Roman" w:cs="Times New Roman"/>
+          <w:iCs/>
+          <w:sz w:val="24"/>
+          <w:szCs w:val="24"/>
+        </w:rPr>
+        <w:t>Các tổ chức/đơn vị trực tiếp thực hiện hoạt động nuôi dưỡng, giảng dạy, đào tạo. Phủ rộng mọi cấp bậc từ giáo dục mầm non, phổ thông đến đại học và giáo dục thường xuyên.</w:t>
+      </w:r>
+      <w:r>
+        <w:rPr>
+          <w:rFonts w:ascii="Times New Roman" w:eastAsia="Times New Roman" w:hAnsi="Times New Roman" w:cs="Times New Roman"/>
+          <w:iCs/>
+          <w:sz w:val="24"/>
+          <w:szCs w:val="24"/>
+        </w:rPr>
+        <w:t xml:space="preserve"> (VD: </w:t>
+      </w:r>
+      <w:r>
+        <w:rPr>
+          <w:rFonts w:ascii="Times New Roman" w:eastAsia="Times New Roman" w:hAnsi="Times New Roman" w:cs="Times New Roman"/>
+          <w:iCs/>
+          <w:sz w:val="24"/>
+          <w:szCs w:val="24"/>
+        </w:rPr>
+        <w:t>Trường tiểu học, Trường trung học phổ thông, trung tâm giáo dục thường xuyên</w:t>
+      </w:r>
+      <w:r>
+        <w:rPr>
+          <w:rFonts w:ascii="Times New Roman" w:eastAsia="Times New Roman" w:hAnsi="Times New Roman" w:cs="Times New Roman"/>
+          <w:iCs/>
+          <w:sz w:val="24"/>
+          <w:szCs w:val="24"/>
+        </w:rPr>
+        <w:t>)</w:t>
       </w:r>
     </w:p>
     <w:p>
@@ -491,8 +582,45 @@
           <w:sz w:val="24"/>
           <w:szCs w:val="24"/>
         </w:rPr>
-        <w:t>HoiDong</w:t>
-      </w:r>
+        <w:t>LoaiHinhTruong</w:t>
+      </w:r>
+      <w:r>
+        <w:rPr>
+          <w:rFonts w:ascii="Times New Roman" w:eastAsia="Times New Roman" w:hAnsi="Times New Roman" w:cs="Times New Roman"/>
+          <w:sz w:val="24"/>
+          <w:szCs w:val="24"/>
+        </w:rPr>
+        <w:t xml:space="preserve">: </w:t>
+      </w:r>
+      <w:r>
+        <w:rPr>
+          <w:rFonts w:ascii="Times New Roman" w:eastAsia="Times New Roman" w:hAnsi="Times New Roman" w:cs="Times New Roman"/>
+          <w:iCs/>
+          <w:sz w:val="24"/>
+          <w:szCs w:val="24"/>
+        </w:rPr>
+        <w:t>Các khái niệm phân loại cơ sở giáo dục dựa trên nguồn gốc vốn đầu tư, sở hữu và cơ chế vận hành tài chính. Dùng để xác định khung pháp lý tương ứng áp dụng cho cơ sở đó.</w:t>
+      </w:r>
+      <w:r>
+        <w:rPr>
+          <w:rFonts w:ascii="Times New Roman" w:eastAsia="Times New Roman" w:hAnsi="Times New Roman" w:cs="Times New Roman"/>
+          <w:iCs/>
+          <w:sz w:val="24"/>
+          <w:szCs w:val="24"/>
+        </w:rPr>
+        <w:t xml:space="preserve"> (VD: Trường công lập, Trường dân lập, Trường tư thục)</w:t>
+      </w:r>
+    </w:p>
+    <w:p>
+      <w:pPr>
+        <w:spacing w:before="100" w:beforeAutospacing="1" w:after="100" w:afterAutospacing="1" w:line="240" w:lineRule="auto"/>
+        <w:jc w:val="both"/>
+        <w:rPr>
+          <w:rFonts w:ascii="Times New Roman" w:eastAsia="Times New Roman" w:hAnsi="Times New Roman" w:cs="Times New Roman"/>
+          <w:sz w:val="24"/>
+          <w:szCs w:val="24"/>
+        </w:rPr>
+      </w:pPr>
       <w:r>
         <w:rPr>
           <w:rFonts w:ascii="Times New Roman" w:eastAsia="Times New Roman" w:hAnsi="Times New Roman" w:cs="Times New Roman"/>
@@ -501,45 +629,8 @@
           <w:sz w:val="24"/>
           <w:szCs w:val="24"/>
         </w:rPr>
-        <w:t>ToChuc</w:t>
-      </w:r>
-      <w:r>
-        <w:rPr>
-          <w:rFonts w:ascii="Times New Roman" w:eastAsia="Times New Roman" w:hAnsi="Times New Roman" w:cs="Times New Roman"/>
-          <w:sz w:val="24"/>
-          <w:szCs w:val="24"/>
-        </w:rPr>
-        <w:t xml:space="preserve">: </w:t>
-      </w:r>
-      <w:r>
-        <w:rPr>
-          <w:rFonts w:ascii="Times New Roman" w:eastAsia="Times New Roman" w:hAnsi="Times New Roman" w:cs="Times New Roman"/>
-          <w:iCs/>
-          <w:sz w:val="24"/>
-          <w:szCs w:val="24"/>
-        </w:rPr>
-        <w:t xml:space="preserve">Các ban, nhóm, hội đồng, hoặc tổ chức chính trị - xã hội được thành lập hợp pháp bên trong hoặc bên ngoài trường học, nhằm mục đích quản trị, tư vấn, hoặc thẩm định. </w:t>
-      </w:r>
-      <w:r>
-        <w:rPr>
-          <w:rFonts w:ascii="Times New Roman" w:eastAsia="Times New Roman" w:hAnsi="Times New Roman" w:cs="Times New Roman"/>
-          <w:iCs/>
-          <w:sz w:val="24"/>
-          <w:szCs w:val="24"/>
-        </w:rPr>
-        <w:t>(VD: Hội đồng trường, Hội đồng quốc gia thẩm định sách giáo khoa)</w:t>
-      </w:r>
-    </w:p>
-    <w:p>
-      <w:pPr>
-        <w:spacing w:before="100" w:beforeAutospacing="1" w:after="100" w:afterAutospacing="1" w:line="240" w:lineRule="auto"/>
-        <w:jc w:val="both"/>
-        <w:rPr>
-          <w:rFonts w:ascii="Times New Roman" w:eastAsia="Times New Roman" w:hAnsi="Times New Roman" w:cs="Times New Roman"/>
-          <w:sz w:val="24"/>
-          <w:szCs w:val="24"/>
-        </w:rPr>
-      </w:pPr>
+        <w:t>HoiDong</w:t>
+      </w:r>
       <w:r>
         <w:rPr>
           <w:rFonts w:ascii="Times New Roman" w:eastAsia="Times New Roman" w:hAnsi="Times New Roman" w:cs="Times New Roman"/>
@@ -548,8 +639,45 @@
           <w:sz w:val="24"/>
           <w:szCs w:val="24"/>
         </w:rPr>
-        <w:t xml:space="preserve">3. </w:t>
-      </w:r>
+        <w:t>ToChuc</w:t>
+      </w:r>
+      <w:r>
+        <w:rPr>
+          <w:rFonts w:ascii="Times New Roman" w:eastAsia="Times New Roman" w:hAnsi="Times New Roman" w:cs="Times New Roman"/>
+          <w:sz w:val="24"/>
+          <w:szCs w:val="24"/>
+        </w:rPr>
+        <w:t xml:space="preserve">: </w:t>
+      </w:r>
+      <w:r>
+        <w:rPr>
+          <w:rFonts w:ascii="Times New Roman" w:eastAsia="Times New Roman" w:hAnsi="Times New Roman" w:cs="Times New Roman"/>
+          <w:iCs/>
+          <w:sz w:val="24"/>
+          <w:szCs w:val="24"/>
+        </w:rPr>
+        <w:t xml:space="preserve">Các ban, nhóm, hội đồng, hoặc tổ chức chính trị - xã hội được thành lập hợp pháp bên trong hoặc bên ngoài trường học, nhằm mục đích quản trị, tư vấn, hoặc thẩm định. </w:t>
+      </w:r>
+      <w:r>
+        <w:rPr>
+          <w:rFonts w:ascii="Times New Roman" w:eastAsia="Times New Roman" w:hAnsi="Times New Roman" w:cs="Times New Roman"/>
+          <w:iCs/>
+          <w:sz w:val="24"/>
+          <w:szCs w:val="24"/>
+        </w:rPr>
+        <w:t>(VD: Hội đồng trường, Hội đồng quốc gia thẩm định sách giáo khoa)</w:t>
+      </w:r>
+    </w:p>
+    <w:p>
+      <w:pPr>
+        <w:spacing w:before="100" w:beforeAutospacing="1" w:after="100" w:afterAutospacing="1" w:line="240" w:lineRule="auto"/>
+        <w:jc w:val="both"/>
+        <w:rPr>
+          <w:rFonts w:ascii="Times New Roman" w:eastAsia="Times New Roman" w:hAnsi="Times New Roman" w:cs="Times New Roman"/>
+          <w:sz w:val="24"/>
+          <w:szCs w:val="24"/>
+        </w:rPr>
+      </w:pPr>
       <w:r>
         <w:rPr>
           <w:rFonts w:ascii="Times New Roman" w:eastAsia="Times New Roman" w:hAnsi="Times New Roman" w:cs="Times New Roman"/>
@@ -558,19 +686,8 @@
           <w:sz w:val="24"/>
           <w:szCs w:val="24"/>
         </w:rPr>
-        <w:t>Nhóm Con người (Personnel/Actors)</w:t>
-      </w:r>
-    </w:p>
-    <w:p>
-      <w:pPr>
-        <w:spacing w:before="100" w:beforeAutospacing="1" w:after="100" w:afterAutospacing="1" w:line="240" w:lineRule="auto"/>
-        <w:jc w:val="both"/>
-        <w:rPr>
-          <w:rFonts w:ascii="Times New Roman" w:eastAsia="Times New Roman" w:hAnsi="Times New Roman" w:cs="Times New Roman"/>
-          <w:sz w:val="24"/>
-          <w:szCs w:val="24"/>
-        </w:rPr>
-      </w:pPr>
+        <w:t xml:space="preserve">3. </w:t>
+      </w:r>
       <w:r>
         <w:rPr>
           <w:rFonts w:ascii="Times New Roman" w:eastAsia="Times New Roman" w:hAnsi="Times New Roman" w:cs="Times New Roman"/>
@@ -579,42 +696,15 @@
           <w:sz w:val="24"/>
           <w:szCs w:val="24"/>
         </w:rPr>
-        <w:t>NguoiHoc</w:t>
-      </w:r>
-      <w:r>
-        <w:rPr>
-          <w:rFonts w:ascii="Times New Roman" w:eastAsia="Times New Roman" w:hAnsi="Times New Roman" w:cs="Times New Roman"/>
-          <w:sz w:val="24"/>
-          <w:szCs w:val="24"/>
-        </w:rPr>
-        <w:t xml:space="preserve">: </w:t>
-      </w:r>
-      <w:r>
-        <w:rPr>
-          <w:rFonts w:ascii="Times New Roman" w:eastAsia="Times New Roman" w:hAnsi="Times New Roman" w:cs="Times New Roman"/>
-          <w:iCs/>
-          <w:sz w:val="24"/>
-          <w:szCs w:val="24"/>
-        </w:rPr>
-        <w:t>Chủ thể trung tâm tiếp nhận dịch vụ giáo dục ở bất kỳ cấp độ nào. Dùng để bao quát mọi danh xưng chỉ người đang theo học.</w:t>
-      </w:r>
-      <w:r>
-        <w:rPr>
-          <w:rFonts w:ascii="Times New Roman" w:eastAsia="Times New Roman" w:hAnsi="Times New Roman" w:cs="Times New Roman"/>
-          <w:iCs/>
-          <w:sz w:val="24"/>
-          <w:szCs w:val="24"/>
-        </w:rPr>
-        <w:t xml:space="preserve"> (VD: Trẻ em, Học sinh, Sinh viên, Nghiên cứu sinh)</w:t>
-      </w:r>
-    </w:p>
-    <w:p>
-      <w:pPr>
-        <w:spacing w:before="100" w:beforeAutospacing="1" w:after="100" w:afterAutospacing="1" w:line="240" w:lineRule="auto"/>
-        <w:jc w:val="both"/>
-        <w:rPr>
-          <w:rFonts w:ascii="Times New Roman" w:eastAsia="Times New Roman" w:hAnsi="Times New Roman" w:cs="Times New Roman"/>
-          <w:iCs/>
+        <w:t>Nhóm Con người (Personnel/Actors)</w:t>
+      </w:r>
+    </w:p>
+    <w:p>
+      <w:pPr>
+        <w:spacing w:before="100" w:beforeAutospacing="1" w:after="100" w:afterAutospacing="1" w:line="240" w:lineRule="auto"/>
+        <w:jc w:val="both"/>
+        <w:rPr>
+          <w:rFonts w:ascii="Times New Roman" w:eastAsia="Times New Roman" w:hAnsi="Times New Roman" w:cs="Times New Roman"/>
           <w:sz w:val="24"/>
           <w:szCs w:val="24"/>
         </w:rPr>
@@ -627,7 +717,7 @@
           <w:sz w:val="24"/>
           <w:szCs w:val="24"/>
         </w:rPr>
-        <w:t>NhaGiao</w:t>
+        <w:t>NguoiHoc</w:t>
       </w:r>
       <w:r>
         <w:rPr>
@@ -644,16 +734,16 @@
           <w:sz w:val="24"/>
           <w:szCs w:val="24"/>
         </w:rPr>
-        <w:t>Những người làm nhiệm vụ giảng dạy, giáo dục trực tiếp tại cơ sở giáo dục. Bao gồm cả các chức danh chuyên môn đặc thù cấp cao.</w:t>
-      </w:r>
-      <w:r>
-        <w:rPr>
-          <w:rFonts w:ascii="Times New Roman" w:eastAsia="Times New Roman" w:hAnsi="Times New Roman" w:cs="Times New Roman"/>
-          <w:iCs/>
-          <w:sz w:val="24"/>
-          <w:szCs w:val="24"/>
-        </w:rPr>
-        <w:t xml:space="preserve"> (VD: Giáo viên, Giảng viên) </w:t>
+        <w:t>Chủ thể trung tâm tiếp nhận dịch vụ giáo dục ở bất kỳ cấp độ nào. Dùng để bao quát mọi danh xưng chỉ người đang theo học.</w:t>
+      </w:r>
+      <w:r>
+        <w:rPr>
+          <w:rFonts w:ascii="Times New Roman" w:eastAsia="Times New Roman" w:hAnsi="Times New Roman" w:cs="Times New Roman"/>
+          <w:iCs/>
+          <w:sz w:val="24"/>
+          <w:szCs w:val="24"/>
+        </w:rPr>
+        <w:t xml:space="preserve"> (VD: Trẻ em, Học sinh, Sinh viên, Nghiên cứu sinh)</w:t>
       </w:r>
     </w:p>
     <w:p>
@@ -675,106 +765,12 @@
           <w:sz w:val="24"/>
           <w:szCs w:val="24"/>
         </w:rPr>
-        <w:t>CanBoQuanLy</w:t>
-      </w:r>
-      <w:r>
-        <w:rPr>
-          <w:rFonts w:ascii="Times New Roman" w:eastAsia="Times New Roman" w:hAnsi="Times New Roman" w:cs="Times New Roman"/>
-          <w:sz w:val="24"/>
-          <w:szCs w:val="24"/>
-        </w:rPr>
-        <w:t>:</w:t>
-      </w:r>
-      <w:r>
-        <w:rPr>
-          <w:rFonts w:ascii="Times New Roman" w:eastAsia="Times New Roman" w:hAnsi="Times New Roman" w:cs="Times New Roman"/>
-          <w:iCs/>
-          <w:sz w:val="24"/>
-          <w:szCs w:val="24"/>
-        </w:rPr>
-        <w:t xml:space="preserve"> </w:t>
-      </w:r>
-      <w:r>
-        <w:rPr>
-          <w:rFonts w:ascii="Times New Roman" w:eastAsia="Times New Roman" w:hAnsi="Times New Roman" w:cs="Times New Roman"/>
-          <w:iCs/>
-          <w:sz w:val="24"/>
-          <w:szCs w:val="24"/>
-        </w:rPr>
-        <w:t>Cá nhân đảm nhiệm chức vụ điều hành, quản trị nội bộ tại cơ sở giáo dục. Cần phân biệt rõ với cơ quan quản lý nhà nước</w:t>
-      </w:r>
-      <w:r>
-        <w:rPr>
-          <w:rFonts w:ascii="Times New Roman" w:eastAsia="Times New Roman" w:hAnsi="Times New Roman" w:cs="Times New Roman"/>
-          <w:iCs/>
-          <w:sz w:val="24"/>
-          <w:szCs w:val="24"/>
-        </w:rPr>
-        <w:t>.</w:t>
-      </w:r>
-      <w:r>
-        <w:rPr>
-          <w:rFonts w:ascii="Times New Roman" w:eastAsia="Times New Roman" w:hAnsi="Times New Roman" w:cs="Times New Roman"/>
-          <w:iCs/>
-          <w:sz w:val="24"/>
-          <w:szCs w:val="24"/>
-        </w:rPr>
-        <w:t xml:space="preserve"> </w:t>
-      </w:r>
-      <w:r>
-        <w:rPr>
-          <w:rFonts w:ascii="Times New Roman" w:eastAsia="Times New Roman" w:hAnsi="Times New Roman" w:cs="Times New Roman"/>
-          <w:iCs/>
-          <w:sz w:val="24"/>
-          <w:szCs w:val="24"/>
-        </w:rPr>
-        <w:t xml:space="preserve">(VD: </w:t>
-      </w:r>
-      <w:r>
-        <w:rPr>
-          <w:rFonts w:ascii="Times New Roman" w:eastAsia="Times New Roman" w:hAnsi="Times New Roman" w:cs="Times New Roman"/>
-          <w:iCs/>
-          <w:sz w:val="24"/>
-          <w:szCs w:val="24"/>
-        </w:rPr>
-        <w:t>Cán bộ quản lý giáo dục, Hiệu trưởng</w:t>
-      </w:r>
-      <w:r>
-        <w:rPr>
-          <w:rFonts w:ascii="Times New Roman" w:eastAsia="Times New Roman" w:hAnsi="Times New Roman" w:cs="Times New Roman"/>
-          <w:iCs/>
-          <w:sz w:val="24"/>
-          <w:szCs w:val="24"/>
-        </w:rPr>
-        <w:t>)</w:t>
-      </w:r>
-    </w:p>
-    <w:p>
-      <w:pPr>
-        <w:spacing w:before="100" w:beforeAutospacing="1" w:after="100" w:afterAutospacing="1" w:line="240" w:lineRule="auto"/>
-        <w:jc w:val="both"/>
-        <w:rPr>
-          <w:rFonts w:ascii="Times New Roman" w:eastAsia="Times New Roman" w:hAnsi="Times New Roman" w:cs="Times New Roman"/>
-          <w:iCs/>
-          <w:sz w:val="24"/>
-          <w:szCs w:val="24"/>
-        </w:rPr>
-      </w:pPr>
-      <w:r>
-        <w:rPr>
-          <w:rFonts w:ascii="Times New Roman" w:eastAsia="Times New Roman" w:hAnsi="Times New Roman" w:cs="Times New Roman"/>
-          <w:b/>
-          <w:iCs/>
-          <w:sz w:val="24"/>
-          <w:szCs w:val="24"/>
-        </w:rPr>
         <w:lastRenderedPageBreak/>
-        <w:t>LanhDaoNhaNuoc</w:t>
-      </w:r>
-      <w:r>
-        <w:rPr>
-          <w:rFonts w:ascii="Times New Roman" w:eastAsia="Times New Roman" w:hAnsi="Times New Roman" w:cs="Times New Roman"/>
-          <w:iCs/>
+        <w:t>NhaGiao</w:t>
+      </w:r>
+      <w:r>
+        <w:rPr>
+          <w:rFonts w:ascii="Times New Roman" w:eastAsia="Times New Roman" w:hAnsi="Times New Roman" w:cs="Times New Roman"/>
           <w:sz w:val="24"/>
           <w:szCs w:val="24"/>
         </w:rPr>
@@ -787,42 +783,25 @@
           <w:sz w:val="24"/>
           <w:szCs w:val="24"/>
         </w:rPr>
-        <w:t>Các chức danh đại diện đứng đầu bộ máy nhà nước, có thẩm quyền ban hành các nghị định, thông tư hoặc phê duyệt chính sách quy mô lớn.</w:t>
-      </w:r>
-      <w:r>
-        <w:rPr>
-          <w:rFonts w:ascii="Times New Roman" w:eastAsia="Times New Roman" w:hAnsi="Times New Roman" w:cs="Times New Roman"/>
-          <w:iCs/>
-          <w:sz w:val="24"/>
-          <w:szCs w:val="24"/>
-        </w:rPr>
-        <w:t xml:space="preserve"> (VD: </w:t>
-      </w:r>
-      <w:r>
-        <w:rPr>
-          <w:rFonts w:ascii="Times New Roman" w:eastAsia="Times New Roman" w:hAnsi="Times New Roman" w:cs="Times New Roman"/>
-          <w:iCs/>
-          <w:sz w:val="24"/>
-          <w:szCs w:val="24"/>
-        </w:rPr>
-        <w:t xml:space="preserve">Thủ tướng Chính phủ, </w:t>
-      </w:r>
-      <w:r>
-        <w:rPr>
-          <w:rFonts w:ascii="Times New Roman" w:eastAsia="Times New Roman" w:hAnsi="Times New Roman" w:cs="Times New Roman"/>
-          <w:iCs/>
-          <w:sz w:val="24"/>
-          <w:szCs w:val="24"/>
-        </w:rPr>
-        <w:t>Bộ trưởng Bộ Giáo dục và Đào tạo)</w:t>
-      </w:r>
-    </w:p>
-    <w:p>
-      <w:pPr>
-        <w:spacing w:before="240" w:beforeAutospacing="1" w:after="100" w:afterAutospacing="1" w:line="240" w:lineRule="auto"/>
-        <w:jc w:val="both"/>
-        <w:rPr>
-          <w:rFonts w:ascii="Times New Roman" w:eastAsia="Times New Roman" w:hAnsi="Times New Roman" w:cs="Times New Roman"/>
+        <w:t>Những người làm nhiệm vụ giảng dạy, giáo dục trực tiếp tại cơ sở giáo dục. Bao gồm cả các chức danh chuyên môn đặc thù cấp cao.</w:t>
+      </w:r>
+      <w:r>
+        <w:rPr>
+          <w:rFonts w:ascii="Times New Roman" w:eastAsia="Times New Roman" w:hAnsi="Times New Roman" w:cs="Times New Roman"/>
+          <w:iCs/>
+          <w:sz w:val="24"/>
+          <w:szCs w:val="24"/>
+        </w:rPr>
+        <w:t xml:space="preserve"> (VD: Giáo viên, Giảng viên) </w:t>
+      </w:r>
+    </w:p>
+    <w:p>
+      <w:pPr>
+        <w:spacing w:before="100" w:beforeAutospacing="1" w:after="100" w:afterAutospacing="1" w:line="240" w:lineRule="auto"/>
+        <w:jc w:val="both"/>
+        <w:rPr>
+          <w:rFonts w:ascii="Times New Roman" w:eastAsia="Times New Roman" w:hAnsi="Times New Roman" w:cs="Times New Roman"/>
+          <w:iCs/>
           <w:sz w:val="24"/>
           <w:szCs w:val="24"/>
         </w:rPr>
@@ -835,8 +814,157 @@
           <w:sz w:val="24"/>
           <w:szCs w:val="24"/>
         </w:rPr>
-        <w:t xml:space="preserve">4. </w:t>
-      </w:r>
+        <w:t>CanBoQuanLy</w:t>
+      </w:r>
+      <w:r>
+        <w:rPr>
+          <w:rFonts w:ascii="Times New Roman" w:eastAsia="Times New Roman" w:hAnsi="Times New Roman" w:cs="Times New Roman"/>
+          <w:sz w:val="24"/>
+          <w:szCs w:val="24"/>
+        </w:rPr>
+        <w:t>:</w:t>
+      </w:r>
+      <w:r>
+        <w:rPr>
+          <w:rFonts w:ascii="Times New Roman" w:eastAsia="Times New Roman" w:hAnsi="Times New Roman" w:cs="Times New Roman"/>
+          <w:iCs/>
+          <w:sz w:val="24"/>
+          <w:szCs w:val="24"/>
+        </w:rPr>
+        <w:t xml:space="preserve"> </w:t>
+      </w:r>
+      <w:r>
+        <w:rPr>
+          <w:rFonts w:ascii="Times New Roman" w:eastAsia="Times New Roman" w:hAnsi="Times New Roman" w:cs="Times New Roman"/>
+          <w:iCs/>
+          <w:sz w:val="24"/>
+          <w:szCs w:val="24"/>
+        </w:rPr>
+        <w:t>Cá nhân đảm nhiệm chức vụ điều hành, quản trị nội bộ tại cơ sở giáo dục. Cần phân biệt rõ với cơ quan quản lý nhà nước</w:t>
+      </w:r>
+      <w:r>
+        <w:rPr>
+          <w:rFonts w:ascii="Times New Roman" w:eastAsia="Times New Roman" w:hAnsi="Times New Roman" w:cs="Times New Roman"/>
+          <w:iCs/>
+          <w:sz w:val="24"/>
+          <w:szCs w:val="24"/>
+        </w:rPr>
+        <w:t>.</w:t>
+      </w:r>
+      <w:r>
+        <w:rPr>
+          <w:rFonts w:ascii="Times New Roman" w:eastAsia="Times New Roman" w:hAnsi="Times New Roman" w:cs="Times New Roman"/>
+          <w:iCs/>
+          <w:sz w:val="24"/>
+          <w:szCs w:val="24"/>
+        </w:rPr>
+        <w:t xml:space="preserve"> </w:t>
+      </w:r>
+      <w:r>
+        <w:rPr>
+          <w:rFonts w:ascii="Times New Roman" w:eastAsia="Times New Roman" w:hAnsi="Times New Roman" w:cs="Times New Roman"/>
+          <w:iCs/>
+          <w:sz w:val="24"/>
+          <w:szCs w:val="24"/>
+        </w:rPr>
+        <w:t xml:space="preserve">(VD: </w:t>
+      </w:r>
+      <w:r>
+        <w:rPr>
+          <w:rFonts w:ascii="Times New Roman" w:eastAsia="Times New Roman" w:hAnsi="Times New Roman" w:cs="Times New Roman"/>
+          <w:iCs/>
+          <w:sz w:val="24"/>
+          <w:szCs w:val="24"/>
+        </w:rPr>
+        <w:t>Cán bộ quản lý giáo dục, Hiệu trưởng</w:t>
+      </w:r>
+      <w:r>
+        <w:rPr>
+          <w:rFonts w:ascii="Times New Roman" w:eastAsia="Times New Roman" w:hAnsi="Times New Roman" w:cs="Times New Roman"/>
+          <w:iCs/>
+          <w:sz w:val="24"/>
+          <w:szCs w:val="24"/>
+        </w:rPr>
+        <w:t>)</w:t>
+      </w:r>
+    </w:p>
+    <w:p>
+      <w:pPr>
+        <w:spacing w:before="100" w:beforeAutospacing="1" w:after="100" w:afterAutospacing="1" w:line="240" w:lineRule="auto"/>
+        <w:jc w:val="both"/>
+        <w:rPr>
+          <w:rFonts w:ascii="Times New Roman" w:eastAsia="Times New Roman" w:hAnsi="Times New Roman" w:cs="Times New Roman"/>
+          <w:iCs/>
+          <w:sz w:val="24"/>
+          <w:szCs w:val="24"/>
+        </w:rPr>
+      </w:pPr>
+      <w:r>
+        <w:rPr>
+          <w:rFonts w:ascii="Times New Roman" w:eastAsia="Times New Roman" w:hAnsi="Times New Roman" w:cs="Times New Roman"/>
+          <w:b/>
+          <w:iCs/>
+          <w:sz w:val="24"/>
+          <w:szCs w:val="24"/>
+        </w:rPr>
+        <w:t>LanhDaoNhaNuoc</w:t>
+      </w:r>
+      <w:r>
+        <w:rPr>
+          <w:rFonts w:ascii="Times New Roman" w:eastAsia="Times New Roman" w:hAnsi="Times New Roman" w:cs="Times New Roman"/>
+          <w:iCs/>
+          <w:sz w:val="24"/>
+          <w:szCs w:val="24"/>
+        </w:rPr>
+        <w:t xml:space="preserve">: </w:t>
+      </w:r>
+      <w:r>
+        <w:rPr>
+          <w:rFonts w:ascii="Times New Roman" w:eastAsia="Times New Roman" w:hAnsi="Times New Roman" w:cs="Times New Roman"/>
+          <w:iCs/>
+          <w:sz w:val="24"/>
+          <w:szCs w:val="24"/>
+        </w:rPr>
+        <w:t>Các chức danh đại diện đứng đầu bộ máy nhà nước, có thẩm quyền ban hành các nghị định, thông tư hoặc phê duyệt chính sách quy mô lớn.</w:t>
+      </w:r>
+      <w:r>
+        <w:rPr>
+          <w:rFonts w:ascii="Times New Roman" w:eastAsia="Times New Roman" w:hAnsi="Times New Roman" w:cs="Times New Roman"/>
+          <w:iCs/>
+          <w:sz w:val="24"/>
+          <w:szCs w:val="24"/>
+        </w:rPr>
+        <w:t xml:space="preserve"> (VD: </w:t>
+      </w:r>
+      <w:r>
+        <w:rPr>
+          <w:rFonts w:ascii="Times New Roman" w:eastAsia="Times New Roman" w:hAnsi="Times New Roman" w:cs="Times New Roman"/>
+          <w:iCs/>
+          <w:sz w:val="24"/>
+          <w:szCs w:val="24"/>
+        </w:rPr>
+        <w:t xml:space="preserve">Thủ tướng Chính phủ, </w:t>
+      </w:r>
+      <w:r>
+        <w:rPr>
+          <w:rFonts w:ascii="Times New Roman" w:eastAsia="Times New Roman" w:hAnsi="Times New Roman" w:cs="Times New Roman"/>
+          <w:iCs/>
+          <w:sz w:val="24"/>
+          <w:szCs w:val="24"/>
+        </w:rPr>
+        <w:t>Bộ trưởng Bộ Giáo dục và Đào tạo)</w:t>
+      </w:r>
+    </w:p>
+    <w:p>
+      <w:pPr>
+        <w:spacing w:before="240" w:beforeAutospacing="1" w:after="100" w:afterAutospacing="1" w:line="240" w:lineRule="auto"/>
+        <w:jc w:val="both"/>
+        <w:rPr>
+          <w:rFonts w:ascii="Times New Roman" w:eastAsia="Times New Roman" w:hAnsi="Times New Roman" w:cs="Times New Roman"/>
+          <w:sz w:val="24"/>
+          <w:szCs w:val="24"/>
+        </w:rPr>
+      </w:pPr>
       <w:r>
         <w:rPr>
           <w:rFonts w:ascii="Times New Roman" w:eastAsia="Times New Roman" w:hAnsi="Times New Roman" w:cs="Times New Roman"/>
@@ -845,27 +973,8 @@
           <w:sz w:val="24"/>
           <w:szCs w:val="24"/>
         </w:rPr>
-        <w:t>Nhóm Chuyên môn Giáo dục (Educational Concepts)</w:t>
-      </w:r>
-      <w:r>
-        <w:rPr>
-          <w:rFonts w:ascii="Times New Roman" w:eastAsia="Times New Roman" w:hAnsi="Times New Roman" w:cs="Times New Roman"/>
-          <w:sz w:val="24"/>
-          <w:szCs w:val="24"/>
-        </w:rPr>
-        <w:t xml:space="preserve"> </w:t>
-      </w:r>
-    </w:p>
-    <w:p>
-      <w:pPr>
-        <w:spacing w:before="100" w:beforeAutospacing="1" w:after="100" w:afterAutospacing="1" w:line="240" w:lineRule="auto"/>
-        <w:jc w:val="both"/>
-        <w:rPr>
-          <w:rFonts w:ascii="Times New Roman" w:eastAsia="Times New Roman" w:hAnsi="Times New Roman" w:cs="Times New Roman"/>
-          <w:sz w:val="24"/>
-          <w:szCs w:val="24"/>
-        </w:rPr>
-      </w:pPr>
+        <w:t xml:space="preserve">4. </w:t>
+      </w:r>
       <w:r>
         <w:rPr>
           <w:rFonts w:ascii="Times New Roman" w:eastAsia="Times New Roman" w:hAnsi="Times New Roman" w:cs="Times New Roman"/>
@@ -874,33 +983,15 @@
           <w:sz w:val="24"/>
           <w:szCs w:val="24"/>
         </w:rPr>
-        <w:t>HeThongGiaoDuc</w:t>
-      </w:r>
-      <w:r>
-        <w:rPr>
-          <w:rFonts w:ascii="Times New Roman" w:eastAsia="Times New Roman" w:hAnsi="Times New Roman" w:cs="Times New Roman"/>
-          <w:sz w:val="24"/>
-          <w:szCs w:val="24"/>
-        </w:rPr>
-        <w:t xml:space="preserve">: </w:t>
-      </w:r>
-      <w:r>
-        <w:rPr>
-          <w:rFonts w:ascii="Times New Roman" w:eastAsia="Times New Roman" w:hAnsi="Times New Roman" w:cs="Times New Roman"/>
-          <w:iCs/>
-          <w:sz w:val="24"/>
-          <w:szCs w:val="24"/>
-        </w:rPr>
-        <w:t>Các nhánh lớn, mang tính vĩ mô phân chia phương thức tổ chức và tính chất của hệ thống giáo dục quốc gia.</w:t>
-      </w:r>
-      <w:r>
-        <w:rPr>
-          <w:rFonts w:ascii="Times New Roman" w:eastAsia="Times New Roman" w:hAnsi="Times New Roman" w:cs="Times New Roman"/>
-          <w:iCs/>
-          <w:sz w:val="24"/>
-          <w:szCs w:val="24"/>
-        </w:rPr>
-        <w:t xml:space="preserve"> (VD: Giáo dục chính quy, Giáo dục thường xuyên) </w:t>
+        <w:t>Nhóm Chuyên môn Giáo dục (Educational Concepts)</w:t>
+      </w:r>
+      <w:r>
+        <w:rPr>
+          <w:rFonts w:ascii="Times New Roman" w:eastAsia="Times New Roman" w:hAnsi="Times New Roman" w:cs="Times New Roman"/>
+          <w:sz w:val="24"/>
+          <w:szCs w:val="24"/>
+        </w:rPr>
+        <w:t xml:space="preserve"> </w:t>
       </w:r>
     </w:p>
     <w:p>
@@ -921,8 +1012,45 @@
           <w:sz w:val="24"/>
           <w:szCs w:val="24"/>
         </w:rPr>
-        <w:t>CapHoc</w:t>
-      </w:r>
+        <w:t>HeThongGiaoDuc</w:t>
+      </w:r>
+      <w:r>
+        <w:rPr>
+          <w:rFonts w:ascii="Times New Roman" w:eastAsia="Times New Roman" w:hAnsi="Times New Roman" w:cs="Times New Roman"/>
+          <w:sz w:val="24"/>
+          <w:szCs w:val="24"/>
+        </w:rPr>
+        <w:t xml:space="preserve">: </w:t>
+      </w:r>
+      <w:r>
+        <w:rPr>
+          <w:rFonts w:ascii="Times New Roman" w:eastAsia="Times New Roman" w:hAnsi="Times New Roman" w:cs="Times New Roman"/>
+          <w:iCs/>
+          <w:sz w:val="24"/>
+          <w:szCs w:val="24"/>
+        </w:rPr>
+        <w:t>Các nhánh lớn, mang tính vĩ mô phân chia phương thức tổ chức và tính chất của hệ thống giáo dục quốc gia.</w:t>
+      </w:r>
+      <w:r>
+        <w:rPr>
+          <w:rFonts w:ascii="Times New Roman" w:eastAsia="Times New Roman" w:hAnsi="Times New Roman" w:cs="Times New Roman"/>
+          <w:iCs/>
+          <w:sz w:val="24"/>
+          <w:szCs w:val="24"/>
+        </w:rPr>
+        <w:t xml:space="preserve"> (VD: Giáo dục chính quy, Giáo dục thường xuyên) </w:t>
+      </w:r>
+    </w:p>
+    <w:p>
+      <w:pPr>
+        <w:spacing w:before="100" w:beforeAutospacing="1" w:after="100" w:afterAutospacing="1" w:line="240" w:lineRule="auto"/>
+        <w:jc w:val="both"/>
+        <w:rPr>
+          <w:rFonts w:ascii="Times New Roman" w:eastAsia="Times New Roman" w:hAnsi="Times New Roman" w:cs="Times New Roman"/>
+          <w:sz w:val="24"/>
+          <w:szCs w:val="24"/>
+        </w:rPr>
+      </w:pPr>
       <w:r>
         <w:rPr>
           <w:rFonts w:ascii="Times New Roman" w:eastAsia="Times New Roman" w:hAnsi="Times New Roman" w:cs="Times New Roman"/>
@@ -931,63 +1059,8 @@
           <w:sz w:val="24"/>
           <w:szCs w:val="24"/>
         </w:rPr>
-        <w:t>TrinhDo</w:t>
-      </w:r>
-      <w:r>
-        <w:rPr>
-          <w:rFonts w:ascii="Times New Roman" w:eastAsia="Times New Roman" w:hAnsi="Times New Roman" w:cs="Times New Roman"/>
-          <w:sz w:val="24"/>
-          <w:szCs w:val="24"/>
-        </w:rPr>
-        <w:t xml:space="preserve">: </w:t>
-      </w:r>
-      <w:r>
-        <w:rPr>
-          <w:rFonts w:ascii="Times New Roman" w:eastAsia="Times New Roman" w:hAnsi="Times New Roman" w:cs="Times New Roman"/>
-          <w:iCs/>
-          <w:sz w:val="24"/>
-          <w:szCs w:val="24"/>
-        </w:rPr>
-        <w:t>Tên gọi các bậc thang kiến thức được phân định theo độ tuổi hoặc cấp độ chuyên môn.</w:t>
-      </w:r>
-      <w:r>
-        <w:rPr>
-          <w:rFonts w:ascii="Times New Roman" w:eastAsia="Times New Roman" w:hAnsi="Times New Roman" w:cs="Times New Roman"/>
-          <w:iCs/>
-          <w:sz w:val="24"/>
-          <w:szCs w:val="24"/>
-        </w:rPr>
-        <w:t xml:space="preserve"> (VD: Giáo dục mầm non, Giáo dục tiểu học, Giáo dục trung học phổ thông</w:t>
-      </w:r>
-      <w:r>
-        <w:rPr>
-          <w:rFonts w:ascii="Times New Roman" w:eastAsia="Times New Roman" w:hAnsi="Times New Roman" w:cs="Times New Roman"/>
-          <w:iCs/>
-          <w:sz w:val="24"/>
-          <w:szCs w:val="24"/>
-        </w:rPr>
-        <w:t>, Thạc sĩ, Tiến sĩ</w:t>
-      </w:r>
-      <w:r>
-        <w:rPr>
-          <w:rFonts w:ascii="Times New Roman" w:eastAsia="Times New Roman" w:hAnsi="Times New Roman" w:cs="Times New Roman"/>
-          <w:iCs/>
-          <w:sz w:val="24"/>
-          <w:szCs w:val="24"/>
-        </w:rPr>
-        <w:t>)</w:t>
-      </w:r>
-    </w:p>
-    <w:p>
-      <w:pPr>
-        <w:spacing w:before="100" w:beforeAutospacing="1" w:after="100" w:afterAutospacing="1" w:line="240" w:lineRule="auto"/>
-        <w:jc w:val="both"/>
-        <w:rPr>
-          <w:rFonts w:ascii="Times New Roman" w:eastAsia="Times New Roman" w:hAnsi="Times New Roman" w:cs="Times New Roman"/>
-          <w:sz w:val="24"/>
-          <w:szCs w:val="24"/>
-        </w:rPr>
-      </w:pPr>
+        <w:t>CapHoc</w:t>
+      </w:r>
       <w:r>
         <w:rPr>
           <w:rFonts w:ascii="Times New Roman" w:eastAsia="Times New Roman" w:hAnsi="Times New Roman" w:cs="Times New Roman"/>
@@ -996,8 +1069,63 @@
           <w:sz w:val="24"/>
           <w:szCs w:val="24"/>
         </w:rPr>
-        <w:t>ChuongTrinh</w:t>
-      </w:r>
+        <w:t>TrinhDo</w:t>
+      </w:r>
+      <w:r>
+        <w:rPr>
+          <w:rFonts w:ascii="Times New Roman" w:eastAsia="Times New Roman" w:hAnsi="Times New Roman" w:cs="Times New Roman"/>
+          <w:sz w:val="24"/>
+          <w:szCs w:val="24"/>
+        </w:rPr>
+        <w:t xml:space="preserve">: </w:t>
+      </w:r>
+      <w:r>
+        <w:rPr>
+          <w:rFonts w:ascii="Times New Roman" w:eastAsia="Times New Roman" w:hAnsi="Times New Roman" w:cs="Times New Roman"/>
+          <w:iCs/>
+          <w:sz w:val="24"/>
+          <w:szCs w:val="24"/>
+        </w:rPr>
+        <w:t>Tên gọi các bậc thang kiến thức được phân định theo độ tuổi hoặc cấp độ chuyên môn.</w:t>
+      </w:r>
+      <w:r>
+        <w:rPr>
+          <w:rFonts w:ascii="Times New Roman" w:eastAsia="Times New Roman" w:hAnsi="Times New Roman" w:cs="Times New Roman"/>
+          <w:iCs/>
+          <w:sz w:val="24"/>
+          <w:szCs w:val="24"/>
+        </w:rPr>
+        <w:t xml:space="preserve"> (VD: Giáo dục mầm non, Giáo dục tiểu học, Giáo dục trung học phổ thông</w:t>
+      </w:r>
+      <w:r>
+        <w:rPr>
+          <w:rFonts w:ascii="Times New Roman" w:eastAsia="Times New Roman" w:hAnsi="Times New Roman" w:cs="Times New Roman"/>
+          <w:iCs/>
+          <w:sz w:val="24"/>
+          <w:szCs w:val="24"/>
+        </w:rPr>
+        <w:t>, Thạc sĩ, Tiến sĩ</w:t>
+      </w:r>
+      <w:r>
+        <w:rPr>
+          <w:rFonts w:ascii="Times New Roman" w:eastAsia="Times New Roman" w:hAnsi="Times New Roman" w:cs="Times New Roman"/>
+          <w:iCs/>
+          <w:sz w:val="24"/>
+          <w:szCs w:val="24"/>
+        </w:rPr>
+        <w:t>)</w:t>
+      </w:r>
+    </w:p>
+    <w:p>
+      <w:pPr>
+        <w:spacing w:before="100" w:beforeAutospacing="1" w:after="100" w:afterAutospacing="1" w:line="240" w:lineRule="auto"/>
+        <w:jc w:val="both"/>
+        <w:rPr>
+          <w:rFonts w:ascii="Times New Roman" w:eastAsia="Times New Roman" w:hAnsi="Times New Roman" w:cs="Times New Roman"/>
+          <w:sz w:val="24"/>
+          <w:szCs w:val="24"/>
+        </w:rPr>
+      </w:pPr>
       <w:r>
         <w:rPr>
           <w:rFonts w:ascii="Times New Roman" w:eastAsia="Times New Roman" w:hAnsi="Times New Roman" w:cs="Times New Roman"/>
@@ -1006,7 +1134,7 @@
           <w:sz w:val="24"/>
           <w:szCs w:val="24"/>
         </w:rPr>
-        <w:t>Ho</w:t>
+        <w:t>ChuongTrinh</w:t>
       </w:r>
       <w:r>
         <w:rPr>
@@ -1016,7 +1144,7 @@
           <w:sz w:val="24"/>
           <w:szCs w:val="24"/>
         </w:rPr>
-        <w:t>c</w:t>
+        <w:t>Ho</w:t>
       </w:r>
       <w:r>
         <w:rPr>
@@ -1026,63 +1154,8 @@
           <w:sz w:val="24"/>
           <w:szCs w:val="24"/>
         </w:rPr>
-        <w:t>Lieu</w:t>
-      </w:r>
-      <w:r>
-        <w:rPr>
-          <w:rFonts w:ascii="Times New Roman" w:eastAsia="Times New Roman" w:hAnsi="Times New Roman" w:cs="Times New Roman"/>
-          <w:sz w:val="24"/>
-          <w:szCs w:val="24"/>
-        </w:rPr>
-        <w:t xml:space="preserve">: </w:t>
-      </w:r>
-      <w:r>
-        <w:rPr>
-          <w:rFonts w:ascii="Times New Roman" w:eastAsia="Times New Roman" w:hAnsi="Times New Roman" w:cs="Times New Roman"/>
-          <w:iCs/>
-          <w:sz w:val="24"/>
-          <w:szCs w:val="24"/>
-        </w:rPr>
-        <w:t>Các tài liệu văn bản hóa quy định nội dung, cấu trúc giảng dạy, hoặc các vật mang tin phục vụ trực tiếp quá trình học tập.</w:t>
-      </w:r>
-      <w:r>
-        <w:rPr>
-          <w:rFonts w:ascii="Times New Roman" w:eastAsia="Times New Roman" w:hAnsi="Times New Roman" w:cs="Times New Roman"/>
-          <w:iCs/>
-          <w:sz w:val="24"/>
-          <w:szCs w:val="24"/>
-        </w:rPr>
-        <w:t xml:space="preserve"> (VD: Chương trình giáo dục phổ thông</w:t>
-      </w:r>
-      <w:r>
-        <w:rPr>
-          <w:rFonts w:ascii="Times New Roman" w:eastAsia="Times New Roman" w:hAnsi="Times New Roman" w:cs="Times New Roman"/>
-          <w:iCs/>
-          <w:sz w:val="24"/>
-          <w:szCs w:val="24"/>
-        </w:rPr>
-        <w:t>, sách giáo khoa, giáo trình</w:t>
-      </w:r>
-      <w:r>
-        <w:rPr>
-          <w:rFonts w:ascii="Times New Roman" w:eastAsia="Times New Roman" w:hAnsi="Times New Roman" w:cs="Times New Roman"/>
-          <w:iCs/>
-          <w:sz w:val="24"/>
-          <w:szCs w:val="24"/>
-        </w:rPr>
-        <w:t xml:space="preserve">) </w:t>
-      </w:r>
-    </w:p>
-    <w:p>
-      <w:pPr>
-        <w:spacing w:before="100" w:beforeAutospacing="1" w:after="100" w:afterAutospacing="1" w:line="240" w:lineRule="auto"/>
-        <w:jc w:val="both"/>
-        <w:rPr>
-          <w:rFonts w:ascii="Times New Roman" w:eastAsia="Times New Roman" w:hAnsi="Times New Roman" w:cs="Times New Roman"/>
-          <w:sz w:val="24"/>
-          <w:szCs w:val="24"/>
-        </w:rPr>
-      </w:pPr>
+        <w:t>c</w:t>
+      </w:r>
       <w:r>
         <w:rPr>
           <w:rFonts w:ascii="Times New Roman" w:eastAsia="Times New Roman" w:hAnsi="Times New Roman" w:cs="Times New Roman"/>
@@ -1091,82 +1164,107 @@
           <w:sz w:val="24"/>
           <w:szCs w:val="24"/>
         </w:rPr>
-        <w:t>VanBangChungChi</w:t>
-      </w:r>
-      <w:r>
-        <w:rPr>
-          <w:rFonts w:ascii="Times New Roman" w:eastAsia="Times New Roman" w:hAnsi="Times New Roman" w:cs="Times New Roman"/>
-          <w:sz w:val="24"/>
-          <w:szCs w:val="24"/>
-        </w:rPr>
-        <w:t>:</w:t>
-      </w:r>
-      <w:r>
-        <w:rPr>
-          <w:rFonts w:ascii="Times New Roman" w:eastAsia="Times New Roman" w:hAnsi="Times New Roman" w:cs="Times New Roman"/>
-          <w:iCs/>
-          <w:sz w:val="24"/>
-          <w:szCs w:val="24"/>
-        </w:rPr>
-        <w:t xml:space="preserve"> </w:t>
-      </w:r>
-      <w:r>
-        <w:rPr>
-          <w:rFonts w:ascii="Times New Roman" w:eastAsia="Times New Roman" w:hAnsi="Times New Roman" w:cs="Times New Roman"/>
-          <w:iCs/>
-          <w:sz w:val="24"/>
-          <w:szCs w:val="24"/>
-        </w:rPr>
-        <w:t>Các chứng nhận bằng giấy hoặc điện tử có giá trị pháp lý, minh chứng cho việc người học đã hoàn thành chuẩn đầu ra hoặc một khóa học nhất định.</w:t>
-      </w:r>
-      <w:r>
-        <w:rPr>
-          <w:rFonts w:ascii="Times New Roman" w:eastAsia="Times New Roman" w:hAnsi="Times New Roman" w:cs="Times New Roman"/>
-          <w:iCs/>
-          <w:sz w:val="24"/>
-          <w:szCs w:val="24"/>
-        </w:rPr>
-        <w:t xml:space="preserve"> (VD: Bằng tốt nghiệp THPT, Bằng cử nhân)</w:t>
-      </w:r>
-    </w:p>
-    <w:p>
-      <w:pPr>
-        <w:pStyle w:val="NormalWeb"/>
-        <w:jc w:val="both"/>
-      </w:pPr>
-      <w:r>
-        <w:rPr>
+        <w:t>Lieu</w:t>
+      </w:r>
+      <w:r>
+        <w:rPr>
+          <w:rFonts w:ascii="Times New Roman" w:eastAsia="Times New Roman" w:hAnsi="Times New Roman" w:cs="Times New Roman"/>
+          <w:sz w:val="24"/>
+          <w:szCs w:val="24"/>
+        </w:rPr>
+        <w:t xml:space="preserve">: </w:t>
+      </w:r>
+      <w:r>
+        <w:rPr>
+          <w:rFonts w:ascii="Times New Roman" w:eastAsia="Times New Roman" w:hAnsi="Times New Roman" w:cs="Times New Roman"/>
+          <w:iCs/>
+          <w:sz w:val="24"/>
+          <w:szCs w:val="24"/>
+        </w:rPr>
+        <w:t>Các tài liệu văn bản hóa quy định nội dung, cấu trúc giảng dạy, hoặc các vật mang tin phục vụ trực tiếp quá trình học tập.</w:t>
+      </w:r>
+      <w:r>
+        <w:rPr>
+          <w:rFonts w:ascii="Times New Roman" w:eastAsia="Times New Roman" w:hAnsi="Times New Roman" w:cs="Times New Roman"/>
+          <w:iCs/>
+          <w:sz w:val="24"/>
+          <w:szCs w:val="24"/>
+        </w:rPr>
+        <w:t xml:space="preserve"> (VD: Chương trình giáo dục phổ thông</w:t>
+      </w:r>
+      <w:r>
+        <w:rPr>
+          <w:rFonts w:ascii="Times New Roman" w:eastAsia="Times New Roman" w:hAnsi="Times New Roman" w:cs="Times New Roman"/>
+          <w:iCs/>
+          <w:sz w:val="24"/>
+          <w:szCs w:val="24"/>
+        </w:rPr>
+        <w:t>, sách giáo khoa, giáo trình</w:t>
+      </w:r>
+      <w:r>
+        <w:rPr>
+          <w:rFonts w:ascii="Times New Roman" w:eastAsia="Times New Roman" w:hAnsi="Times New Roman" w:cs="Times New Roman"/>
+          <w:iCs/>
+          <w:sz w:val="24"/>
+          <w:szCs w:val="24"/>
+        </w:rPr>
+        <w:t xml:space="preserve">) </w:t>
+      </w:r>
+    </w:p>
+    <w:p>
+      <w:pPr>
+        <w:spacing w:before="100" w:beforeAutospacing="1" w:after="100" w:afterAutospacing="1" w:line="240" w:lineRule="auto"/>
+        <w:jc w:val="both"/>
+        <w:rPr>
+          <w:rFonts w:ascii="Times New Roman" w:eastAsia="Times New Roman" w:hAnsi="Times New Roman" w:cs="Times New Roman"/>
+          <w:sz w:val="24"/>
+          <w:szCs w:val="24"/>
+        </w:rPr>
+      </w:pPr>
+      <w:r>
+        <w:rPr>
+          <w:rFonts w:ascii="Times New Roman" w:eastAsia="Times New Roman" w:hAnsi="Times New Roman" w:cs="Times New Roman"/>
           <w:b/>
           <w:bCs/>
-        </w:rPr>
-        <w:t>DonViDoLuon</w:t>
-      </w:r>
-      <w:r>
-        <w:t xml:space="preserve">: </w:t>
-      </w:r>
-      <w:r>
-        <w:rPr>
-          <w:iCs/>
-        </w:rPr>
-        <w:t>Các đại lượng quy chuẩn dùng để tính toán thời lượng học tập, phương thức tổ chức năm học, hoặc đo lường k</w:t>
-      </w:r>
-      <w:r>
-        <w:rPr>
-          <w:iCs/>
-        </w:rPr>
-        <w:t>hối lượng kiến thức đã tích lũy (VD</w:t>
-      </w:r>
-      <w:r>
-        <w:rPr>
-          <w:iCs/>
-        </w:rPr>
-        <w:t>: Năm học, Niên chế, Tín chỉ, Mô-đun.</w:t>
-      </w:r>
-      <w:r>
-        <w:rPr>
-          <w:iCs/>
-        </w:rPr>
-        <w:t>)</w:t>
+          <w:sz w:val="24"/>
+          <w:szCs w:val="24"/>
+        </w:rPr>
+        <w:t>VanBangChungChi</w:t>
+      </w:r>
+      <w:r>
+        <w:rPr>
+          <w:rFonts w:ascii="Times New Roman" w:eastAsia="Times New Roman" w:hAnsi="Times New Roman" w:cs="Times New Roman"/>
+          <w:sz w:val="24"/>
+          <w:szCs w:val="24"/>
+        </w:rPr>
+        <w:t>:</w:t>
+      </w:r>
+      <w:r>
+        <w:rPr>
+          <w:rFonts w:ascii="Times New Roman" w:eastAsia="Times New Roman" w:hAnsi="Times New Roman" w:cs="Times New Roman"/>
+          <w:iCs/>
+          <w:sz w:val="24"/>
+          <w:szCs w:val="24"/>
+        </w:rPr>
+        <w:t xml:space="preserve"> </w:t>
+      </w:r>
+      <w:r>
+        <w:rPr>
+          <w:rFonts w:ascii="Times New Roman" w:eastAsia="Times New Roman" w:hAnsi="Times New Roman" w:cs="Times New Roman"/>
+          <w:iCs/>
+          <w:sz w:val="24"/>
+          <w:szCs w:val="24"/>
+        </w:rPr>
+        <w:t>Các chứng nhận bằng giấy hoặc điện tử có giá trị pháp lý, minh chứng cho việc người học đã hoàn thành chuẩn đầu ra hoặc một khóa học nhất định.</w:t>
+      </w:r>
+      <w:r>
+        <w:rPr>
+          <w:rFonts w:ascii="Times New Roman" w:eastAsia="Times New Roman" w:hAnsi="Times New Roman" w:cs="Times New Roman"/>
+          <w:iCs/>
+          <w:sz w:val="24"/>
+          <w:szCs w:val="24"/>
+        </w:rPr>
+        <w:t xml:space="preserve"> (VD: Bằng tốt nghiệp THPT, Bằng cử nhân)</w:t>
       </w:r>
     </w:p>
     <w:p>
@@ -1179,6 +1277,46 @@
           <w:b/>
           <w:bCs/>
         </w:rPr>
+        <w:t>DonViDoLuon</w:t>
+      </w:r>
+      <w:r>
+        <w:t xml:space="preserve">: </w:t>
+      </w:r>
+      <w:r>
+        <w:rPr>
+          <w:iCs/>
+        </w:rPr>
+        <w:t>Các đại lượng quy chuẩn dùng để tính toán thời lượng học tập, phương thức tổ chức năm học, hoặc đo lường k</w:t>
+      </w:r>
+      <w:r>
+        <w:rPr>
+          <w:iCs/>
+        </w:rPr>
+        <w:t>hối lượng kiến thức đã tích lũy (VD</w:t>
+      </w:r>
+      <w:r>
+        <w:rPr>
+          <w:iCs/>
+        </w:rPr>
+        <w:t>: Năm học, Niên chế, Tín chỉ, Mô-đun.</w:t>
+      </w:r>
+      <w:r>
+        <w:rPr>
+          <w:iCs/>
+        </w:rPr>
+        <w:t>)</w:t>
+      </w:r>
+    </w:p>
+    <w:p>
+      <w:pPr>
+        <w:pStyle w:val="NormalWeb"/>
+        <w:jc w:val="both"/>
+      </w:pPr>
+      <w:r>
+        <w:rPr>
+          <w:b/>
+          <w:bCs/>
+        </w:rPr>
         <w:t>HanhViBiNghiemCam</w:t>
       </w:r>
       <w:r>
@@ -1404,6 +1542,7 @@
         <w:jc w:val="both"/>
       </w:pPr>
       <w:r>
+        <w:lastRenderedPageBreak/>
         <w:t>II. Relation</w:t>
       </w:r>
     </w:p>
@@ -1465,6 +1604,15 @@
           <w:sz w:val="24"/>
           <w:szCs w:val="24"/>
         </w:rPr>
+        <w:t xml:space="preserve"> / CauTrucKhoan</w:t>
+      </w:r>
+      <w:r>
+        <w:rPr>
+          <w:rFonts w:ascii="Times New Roman" w:eastAsia="Times New Roman" w:hAnsi="Times New Roman" w:cs="Times New Roman"/>
+          <w:iCs/>
+          <w:sz w:val="24"/>
+          <w:szCs w:val="24"/>
+        </w:rPr>
         <w:t xml:space="preserve">, </w:t>
       </w:r>
       <w:r>
@@ -1492,7 +1640,25 @@
           <w:sz w:val="24"/>
           <w:szCs w:val="24"/>
         </w:rPr>
-        <w:t xml:space="preserve"> CauTrucDieu</w:t>
+        <w:t xml:space="preserve"> </w:t>
+      </w:r>
+      <w:r>
+        <w:rPr>
+          <w:rFonts w:ascii="Times New Roman" w:eastAsia="Times New Roman" w:hAnsi="Times New Roman" w:cs="Times New Roman"/>
+          <w:iCs/>
+          <w:sz w:val="24"/>
+          <w:szCs w:val="24"/>
+        </w:rPr>
+        <w:t>CauTrucDieu</w:t>
+      </w:r>
+      <w:r>
+        <w:rPr>
+          <w:rFonts w:ascii="Times New Roman" w:eastAsia="Times New Roman" w:hAnsi="Times New Roman" w:cs="Times New Roman"/>
+          <w:iCs/>
+          <w:sz w:val="24"/>
+          <w:szCs w:val="24"/>
+        </w:rPr>
+        <w:t xml:space="preserve"> / CauTrucKhoan, CauTrucDieu -&gt; CauTrucKhoan.</w:t>
       </w:r>
     </w:p>
     <w:p>
@@ -1524,6 +1690,14 @@
       <w:r>
         <w:rPr>
           <w:rFonts w:ascii="Times New Roman" w:eastAsia="Times New Roman" w:hAnsi="Times New Roman" w:cs="Times New Roman"/>
+          <w:sz w:val="24"/>
+          <w:szCs w:val="24"/>
+        </w:rPr>
+        <w:t xml:space="preserve">VanBanLuat \ </w:t>
+      </w:r>
+      <w:r>
+        <w:rPr>
+          <w:rFonts w:ascii="Times New Roman" w:eastAsia="Times New Roman" w:hAnsi="Times New Roman" w:cs="Times New Roman"/>
           <w:iCs/>
           <w:sz w:val="24"/>
           <w:szCs w:val="24"/>
@@ -1533,6 +1707,15 @@
       <w:r>
         <w:rPr>
           <w:rFonts w:ascii="Times New Roman" w:eastAsia="Times New Roman" w:hAnsi="Times New Roman" w:cs="Times New Roman"/>
+          <w:iCs/>
+          <w:sz w:val="24"/>
+          <w:szCs w:val="24"/>
+        </w:rPr>
+        <w:t xml:space="preserve"> \ CauTrucKhoan</w:t>
+      </w:r>
+      <w:r>
+        <w:rPr>
+          <w:rFonts w:ascii="Times New Roman" w:eastAsia="Times New Roman" w:hAnsi="Times New Roman" w:cs="Times New Roman"/>
           <w:sz w:val="24"/>
           <w:szCs w:val="24"/>
         </w:rPr>
@@ -1585,437 +1768,6 @@
           <w:szCs w:val="24"/>
         </w:rPr>
         <w:t>)</w:t>
-      </w:r>
-    </w:p>
-    <w:p>
-      <w:pPr>
-        <w:spacing w:before="100" w:beforeAutospacing="1" w:after="100" w:afterAutospacing="1" w:line="240" w:lineRule="auto"/>
-        <w:jc w:val="both"/>
-        <w:rPr>
-          <w:rFonts w:ascii="Times New Roman" w:eastAsia="Times New Roman" w:hAnsi="Times New Roman" w:cs="Times New Roman"/>
-          <w:sz w:val="24"/>
-          <w:szCs w:val="24"/>
-        </w:rPr>
-      </w:pPr>
-      <w:r>
-        <w:rPr>
-          <w:rFonts w:ascii="Times New Roman" w:eastAsia="Times New Roman" w:hAnsi="Times New Roman" w:cs="Times New Roman"/>
-          <w:sz w:val="24"/>
-          <w:szCs w:val="24"/>
-        </w:rPr>
-        <w:lastRenderedPageBreak/>
-        <w:t xml:space="preserve">ban_hanh: </w:t>
-      </w:r>
-      <w:r>
-        <w:rPr>
-          <w:rFonts w:ascii="Times New Roman" w:eastAsia="Times New Roman" w:hAnsi="Times New Roman" w:cs="Times New Roman"/>
-          <w:iCs/>
-          <w:sz w:val="24"/>
-          <w:szCs w:val="24"/>
-        </w:rPr>
-        <w:t>LanhDaoNhaNuoc / CoQuanQuanLy</w:t>
-      </w:r>
-      <w:r>
-        <w:rPr>
-          <w:rFonts w:ascii="Times New Roman" w:eastAsia="Times New Roman" w:hAnsi="Times New Roman" w:cs="Times New Roman"/>
-          <w:iCs/>
-          <w:sz w:val="24"/>
-          <w:szCs w:val="24"/>
-        </w:rPr>
-        <w:t xml:space="preserve"> -&gt; </w:t>
-      </w:r>
-      <w:r>
-        <w:rPr>
-          <w:rFonts w:ascii="Times New Roman" w:eastAsia="Times New Roman" w:hAnsi="Times New Roman" w:cs="Times New Roman"/>
-          <w:iCs/>
-          <w:sz w:val="24"/>
-          <w:szCs w:val="24"/>
-        </w:rPr>
-        <w:t>ChuongTrinhHocLieu / VanBanLuat</w:t>
-      </w:r>
-    </w:p>
-    <w:p>
-      <w:pPr>
-        <w:spacing w:before="100" w:beforeAutospacing="1" w:after="100" w:afterAutospacing="1" w:line="240" w:lineRule="auto"/>
-        <w:jc w:val="both"/>
-        <w:rPr>
-          <w:rFonts w:ascii="Times New Roman" w:eastAsia="Times New Roman" w:hAnsi="Times New Roman" w:cs="Times New Roman"/>
-          <w:sz w:val="24"/>
-          <w:szCs w:val="24"/>
-        </w:rPr>
-      </w:pPr>
-      <w:r>
-        <w:rPr>
-          <w:rFonts w:ascii="Times New Roman" w:eastAsia="Times New Roman" w:hAnsi="Times New Roman" w:cs="Times New Roman"/>
-          <w:sz w:val="24"/>
-          <w:szCs w:val="24"/>
-        </w:rPr>
-        <w:t>quan_ly_nha_nuoc</w:t>
-      </w:r>
-      <w:r>
-        <w:rPr>
-          <w:rFonts w:ascii="Times New Roman" w:eastAsia="Times New Roman" w:hAnsi="Times New Roman" w:cs="Times New Roman"/>
-          <w:sz w:val="24"/>
-          <w:szCs w:val="24"/>
-        </w:rPr>
-        <w:t xml:space="preserve">: </w:t>
-      </w:r>
-      <w:r>
-        <w:rPr>
-          <w:rFonts w:ascii="Times New Roman" w:eastAsia="Times New Roman" w:hAnsi="Times New Roman" w:cs="Times New Roman"/>
-          <w:iCs/>
-          <w:sz w:val="24"/>
-          <w:szCs w:val="24"/>
-        </w:rPr>
-        <w:t xml:space="preserve">LanhDaoNhaNuoc / </w:t>
-      </w:r>
-      <w:r>
-        <w:rPr>
-          <w:rFonts w:ascii="Times New Roman" w:eastAsia="Times New Roman" w:hAnsi="Times New Roman" w:cs="Times New Roman"/>
-          <w:iCs/>
-          <w:sz w:val="24"/>
-          <w:szCs w:val="24"/>
-        </w:rPr>
-        <w:t xml:space="preserve">CoQuanQuanLy -&gt; </w:t>
-      </w:r>
-      <w:r>
-        <w:rPr>
-          <w:rFonts w:ascii="Times New Roman" w:eastAsia="Times New Roman" w:hAnsi="Times New Roman" w:cs="Times New Roman"/>
-          <w:iCs/>
-          <w:sz w:val="24"/>
-          <w:szCs w:val="24"/>
-        </w:rPr>
-        <w:t>HeThongGiaoDuc</w:t>
-      </w:r>
-      <w:r>
-        <w:rPr>
-          <w:rFonts w:ascii="Times New Roman" w:eastAsia="Times New Roman" w:hAnsi="Times New Roman" w:cs="Times New Roman"/>
-          <w:iCs/>
-          <w:sz w:val="24"/>
-          <w:szCs w:val="24"/>
-        </w:rPr>
-        <w:t xml:space="preserve"> / CoSoGiaoDuc</w:t>
-      </w:r>
-    </w:p>
-    <w:p>
-      <w:pPr>
-        <w:spacing w:before="100" w:beforeAutospacing="1" w:after="100" w:afterAutospacing="1" w:line="240" w:lineRule="auto"/>
-        <w:jc w:val="both"/>
-        <w:rPr>
-          <w:rFonts w:ascii="Times New Roman" w:eastAsia="Times New Roman" w:hAnsi="Times New Roman" w:cs="Times New Roman"/>
-          <w:sz w:val="24"/>
-          <w:szCs w:val="24"/>
-        </w:rPr>
-      </w:pPr>
-      <w:r>
-        <w:rPr>
-          <w:rFonts w:ascii="Times New Roman" w:eastAsia="Times New Roman" w:hAnsi="Times New Roman" w:cs="Times New Roman"/>
-          <w:sz w:val="24"/>
-          <w:szCs w:val="24"/>
-        </w:rPr>
-        <w:t>co_loai_hinh</w:t>
-      </w:r>
-      <w:r>
-        <w:rPr>
-          <w:rFonts w:ascii="Times New Roman" w:eastAsia="Times New Roman" w:hAnsi="Times New Roman" w:cs="Times New Roman"/>
-          <w:sz w:val="24"/>
-          <w:szCs w:val="24"/>
-        </w:rPr>
-        <w:t xml:space="preserve">: CoSoGiaoDuc </w:t>
-      </w:r>
-      <w:r>
-        <w:rPr>
-          <w:rFonts w:ascii="Times New Roman" w:eastAsia="Times New Roman" w:hAnsi="Times New Roman" w:cs="Times New Roman"/>
-          <w:sz w:val="24"/>
-          <w:szCs w:val="24"/>
-        </w:rPr>
-        <w:t>-&gt;</w:t>
-      </w:r>
-      <w:r>
-        <w:rPr>
-          <w:rFonts w:ascii="Times New Roman" w:eastAsia="Times New Roman" w:hAnsi="Times New Roman" w:cs="Times New Roman"/>
-          <w:sz w:val="24"/>
-          <w:szCs w:val="24"/>
-        </w:rPr>
-        <w:t xml:space="preserve"> LoaiHinhTruong</w:t>
-      </w:r>
-    </w:p>
-    <w:p>
-      <w:pPr>
-        <w:spacing w:before="100" w:beforeAutospacing="1" w:after="100" w:afterAutospacing="1" w:line="240" w:lineRule="auto"/>
-        <w:jc w:val="both"/>
-        <w:rPr>
-          <w:rFonts w:ascii="Times New Roman" w:eastAsia="Times New Roman" w:hAnsi="Times New Roman" w:cs="Times New Roman"/>
-          <w:sz w:val="24"/>
-          <w:szCs w:val="24"/>
-        </w:rPr>
-      </w:pPr>
-      <w:r>
-        <w:rPr>
-          <w:rFonts w:ascii="Times New Roman" w:eastAsia="Times New Roman" w:hAnsi="Times New Roman" w:cs="Times New Roman"/>
-          <w:sz w:val="24"/>
-          <w:szCs w:val="24"/>
-        </w:rPr>
-        <w:t xml:space="preserve">co_hoi_dong: </w:t>
-      </w:r>
-      <w:r>
-        <w:rPr>
-          <w:rFonts w:ascii="Times New Roman" w:eastAsia="Times New Roman" w:hAnsi="Times New Roman" w:cs="Times New Roman"/>
-          <w:iCs/>
-          <w:sz w:val="24"/>
-          <w:szCs w:val="24"/>
-        </w:rPr>
-        <w:t>CoSoGiaoDuc -&gt; HoiDongToChuc</w:t>
-      </w:r>
-    </w:p>
-    <w:p>
-      <w:pPr>
-        <w:spacing w:before="100" w:beforeAutospacing="1" w:after="100" w:afterAutospacing="1" w:line="240" w:lineRule="auto"/>
-        <w:jc w:val="both"/>
-        <w:rPr>
-          <w:rFonts w:ascii="Times New Roman" w:eastAsia="Times New Roman" w:hAnsi="Times New Roman" w:cs="Times New Roman"/>
-          <w:sz w:val="24"/>
-          <w:szCs w:val="24"/>
-        </w:rPr>
-      </w:pPr>
-      <w:r>
-        <w:rPr>
-          <w:rFonts w:ascii="Times New Roman" w:eastAsia="Times New Roman" w:hAnsi="Times New Roman" w:cs="Times New Roman"/>
-          <w:sz w:val="24"/>
-          <w:szCs w:val="24"/>
-        </w:rPr>
-        <w:t xml:space="preserve">to_chuc_thuc_hien (implements): CoSoGiaoDuc </w:t>
-      </w:r>
-      <w:r>
-        <w:rPr>
-          <w:rFonts w:ascii="Times New Roman" w:eastAsia="Times New Roman" w:hAnsi="Times New Roman" w:cs="Times New Roman"/>
-          <w:sz w:val="24"/>
-          <w:szCs w:val="24"/>
-        </w:rPr>
-        <w:t>-&gt;</w:t>
-      </w:r>
-      <w:r>
-        <w:rPr>
-          <w:rFonts w:ascii="Times New Roman" w:eastAsia="Times New Roman" w:hAnsi="Times New Roman" w:cs="Times New Roman"/>
-          <w:sz w:val="24"/>
-          <w:szCs w:val="24"/>
-        </w:rPr>
-        <w:t xml:space="preserve"> ChuongTrinhGiaoDuc</w:t>
-      </w:r>
-    </w:p>
-    <w:p>
-      <w:pPr>
-        <w:spacing w:before="100" w:beforeAutospacing="1" w:after="100" w:afterAutospacing="1" w:line="240" w:lineRule="auto"/>
-        <w:jc w:val="both"/>
-        <w:rPr>
-          <w:rFonts w:ascii="Times New Roman" w:eastAsia="Times New Roman" w:hAnsi="Times New Roman" w:cs="Times New Roman"/>
-          <w:sz w:val="24"/>
-          <w:szCs w:val="24"/>
-        </w:rPr>
-      </w:pPr>
-      <w:r>
-        <w:rPr>
-          <w:rFonts w:ascii="Times New Roman" w:eastAsia="Times New Roman" w:hAnsi="Times New Roman" w:cs="Times New Roman"/>
-          <w:sz w:val="24"/>
-          <w:szCs w:val="24"/>
-        </w:rPr>
-        <w:t>hoc_tap_tai</w:t>
-      </w:r>
-      <w:r>
-        <w:rPr>
-          <w:rFonts w:ascii="Times New Roman" w:eastAsia="Times New Roman" w:hAnsi="Times New Roman" w:cs="Times New Roman"/>
-          <w:sz w:val="24"/>
-          <w:szCs w:val="24"/>
-        </w:rPr>
-        <w:t xml:space="preserve">: NguoiHoc </w:t>
-      </w:r>
-      <w:r>
-        <w:rPr>
-          <w:rFonts w:ascii="Times New Roman" w:eastAsia="Times New Roman" w:hAnsi="Times New Roman" w:cs="Times New Roman"/>
-          <w:sz w:val="24"/>
-          <w:szCs w:val="24"/>
-        </w:rPr>
-        <w:t>-&gt;</w:t>
-      </w:r>
-      <w:r>
-        <w:rPr>
-          <w:rFonts w:ascii="Times New Roman" w:eastAsia="Times New Roman" w:hAnsi="Times New Roman" w:cs="Times New Roman"/>
-          <w:sz w:val="24"/>
-          <w:szCs w:val="24"/>
-        </w:rPr>
-        <w:t xml:space="preserve"> CoSoGiaoDuc</w:t>
-      </w:r>
-    </w:p>
-    <w:p>
-      <w:pPr>
-        <w:spacing w:before="100" w:beforeAutospacing="1" w:after="100" w:afterAutospacing="1" w:line="240" w:lineRule="auto"/>
-        <w:jc w:val="both"/>
-        <w:rPr>
-          <w:rFonts w:ascii="Times New Roman" w:eastAsia="Times New Roman" w:hAnsi="Times New Roman" w:cs="Times New Roman"/>
-          <w:sz w:val="24"/>
-          <w:szCs w:val="24"/>
-        </w:rPr>
-      </w:pPr>
-      <w:r>
-        <w:rPr>
-          <w:rFonts w:ascii="Times New Roman" w:eastAsia="Times New Roman" w:hAnsi="Times New Roman" w:cs="Times New Roman"/>
-          <w:sz w:val="24"/>
-          <w:szCs w:val="24"/>
-        </w:rPr>
-        <w:t>giang_day_tai</w:t>
-      </w:r>
-      <w:r>
-        <w:rPr>
-          <w:rFonts w:ascii="Times New Roman" w:eastAsia="Times New Roman" w:hAnsi="Times New Roman" w:cs="Times New Roman"/>
-          <w:sz w:val="24"/>
-          <w:szCs w:val="24"/>
-        </w:rPr>
-        <w:t xml:space="preserve">: NhaGiao </w:t>
-      </w:r>
-      <w:r>
-        <w:rPr>
-          <w:rFonts w:ascii="Times New Roman" w:eastAsia="Times New Roman" w:hAnsi="Times New Roman" w:cs="Times New Roman"/>
-          <w:sz w:val="24"/>
-          <w:szCs w:val="24"/>
-        </w:rPr>
-        <w:t>-&gt;</w:t>
-      </w:r>
-      <w:r>
-        <w:rPr>
-          <w:rFonts w:ascii="Times New Roman" w:eastAsia="Times New Roman" w:hAnsi="Times New Roman" w:cs="Times New Roman"/>
-          <w:sz w:val="24"/>
-          <w:szCs w:val="24"/>
-        </w:rPr>
-        <w:t xml:space="preserve"> CoSoGiaoDuc</w:t>
-      </w:r>
-    </w:p>
-    <w:p>
-      <w:pPr>
-        <w:spacing w:before="100" w:beforeAutospacing="1" w:after="100" w:afterAutospacing="1" w:line="240" w:lineRule="auto"/>
-        <w:jc w:val="both"/>
-        <w:rPr>
-          <w:rFonts w:ascii="Times New Roman" w:eastAsia="Times New Roman" w:hAnsi="Times New Roman" w:cs="Times New Roman"/>
-          <w:iCs/>
-          <w:sz w:val="24"/>
-          <w:szCs w:val="24"/>
-        </w:rPr>
-      </w:pPr>
-      <w:r>
-        <w:rPr>
-          <w:rFonts w:ascii="Times New Roman" w:eastAsia="Times New Roman" w:hAnsi="Times New Roman" w:cs="Times New Roman"/>
-          <w:iCs/>
-          <w:sz w:val="24"/>
-          <w:szCs w:val="24"/>
-        </w:rPr>
-        <w:t xml:space="preserve">dieu_hanh: </w:t>
-      </w:r>
-      <w:r>
-        <w:rPr>
-          <w:rFonts w:ascii="Times New Roman" w:eastAsia="Times New Roman" w:hAnsi="Times New Roman" w:cs="Times New Roman"/>
-          <w:iCs/>
-          <w:sz w:val="24"/>
-          <w:szCs w:val="24"/>
-        </w:rPr>
-        <w:t>CanBoQuanLy -&gt; CoSoGiaoDuc</w:t>
-      </w:r>
-      <w:r>
-        <w:rPr>
-          <w:rFonts w:ascii="Times New Roman" w:eastAsia="Times New Roman" w:hAnsi="Times New Roman" w:cs="Times New Roman"/>
-          <w:iCs/>
-          <w:sz w:val="24"/>
-          <w:szCs w:val="24"/>
-        </w:rPr>
-        <w:tab/>
-      </w:r>
-    </w:p>
-    <w:p>
-      <w:pPr>
-        <w:spacing w:before="100" w:beforeAutospacing="1" w:after="100" w:afterAutospacing="1" w:line="240" w:lineRule="auto"/>
-        <w:jc w:val="both"/>
-        <w:rPr>
-          <w:rFonts w:ascii="Times New Roman" w:eastAsia="Times New Roman" w:hAnsi="Times New Roman" w:cs="Times New Roman"/>
-          <w:iCs/>
-          <w:sz w:val="24"/>
-          <w:szCs w:val="24"/>
-        </w:rPr>
-      </w:pPr>
-      <w:r>
-        <w:rPr>
-          <w:rFonts w:ascii="Times New Roman" w:eastAsia="Times New Roman" w:hAnsi="Times New Roman" w:cs="Times New Roman"/>
-          <w:iCs/>
-          <w:sz w:val="24"/>
-          <w:szCs w:val="24"/>
-        </w:rPr>
-        <w:t>bao_gom_cap_hoc: HeThongGiaoDuc -&gt; CapHocTrinhDo</w:t>
-      </w:r>
-    </w:p>
-    <w:p>
-      <w:pPr>
-        <w:spacing w:before="100" w:beforeAutospacing="1" w:after="100" w:afterAutospacing="1" w:line="240" w:lineRule="auto"/>
-        <w:jc w:val="both"/>
-        <w:rPr>
-          <w:rFonts w:ascii="Times New Roman" w:eastAsia="Times New Roman" w:hAnsi="Times New Roman" w:cs="Times New Roman"/>
-          <w:iCs/>
-          <w:sz w:val="24"/>
-          <w:szCs w:val="24"/>
-        </w:rPr>
-      </w:pPr>
-      <w:r>
-        <w:rPr>
-          <w:rFonts w:ascii="Times New Roman" w:eastAsia="Times New Roman" w:hAnsi="Times New Roman" w:cs="Times New Roman"/>
-          <w:iCs/>
-          <w:sz w:val="24"/>
-          <w:szCs w:val="24"/>
-        </w:rPr>
-        <w:t>su_dung_chuong_trinh: CapHocTrinhDo -&gt; ChuongTrinhHocLieu</w:t>
-      </w:r>
-    </w:p>
-    <w:p>
-      <w:pPr>
-        <w:spacing w:before="100" w:beforeAutospacing="1" w:after="100" w:afterAutospacing="1" w:line="240" w:lineRule="auto"/>
-        <w:jc w:val="both"/>
-        <w:rPr>
-          <w:rFonts w:ascii="Times New Roman" w:eastAsia="Times New Roman" w:hAnsi="Times New Roman" w:cs="Times New Roman"/>
-          <w:iCs/>
-          <w:sz w:val="24"/>
-          <w:szCs w:val="24"/>
-        </w:rPr>
-      </w:pPr>
-      <w:r>
-        <w:rPr>
-          <w:rFonts w:ascii="Times New Roman" w:eastAsia="Times New Roman" w:hAnsi="Times New Roman" w:cs="Times New Roman"/>
-          <w:iCs/>
-          <w:sz w:val="24"/>
-          <w:szCs w:val="24"/>
-        </w:rPr>
-        <w:t>do_luong_bang: ChuongTrinhHocLieu</w:t>
-      </w:r>
-      <w:r>
-        <w:rPr>
-          <w:rFonts w:ascii="Times New Roman" w:eastAsia="Times New Roman" w:hAnsi="Times New Roman" w:cs="Times New Roman"/>
-          <w:iCs/>
-          <w:sz w:val="24"/>
-          <w:szCs w:val="24"/>
-        </w:rPr>
-        <w:t xml:space="preserve"> \ </w:t>
-      </w:r>
-      <w:r>
-        <w:rPr>
-          <w:rFonts w:ascii="Times New Roman" w:eastAsia="Times New Roman" w:hAnsi="Times New Roman" w:cs="Times New Roman"/>
-          <w:iCs/>
-          <w:sz w:val="24"/>
-          <w:szCs w:val="24"/>
-        </w:rPr>
-        <w:t>CapHocTrinhDo</w:t>
-      </w:r>
-      <w:r>
-        <w:rPr>
-          <w:rFonts w:ascii="Times New Roman" w:eastAsia="Times New Roman" w:hAnsi="Times New Roman" w:cs="Times New Roman"/>
-          <w:iCs/>
-          <w:sz w:val="24"/>
-          <w:szCs w:val="24"/>
-        </w:rPr>
-        <w:t xml:space="preserve"> -&gt; DonViDoLuong</w:t>
       </w:r>
       <w:bookmarkStart w:id="0" w:name="_GoBack"/>
       <w:bookmarkEnd w:id="0"/>
@@ -2026,6 +1778,436 @@
         <w:jc w:val="both"/>
         <w:rPr>
           <w:rFonts w:ascii="Times New Roman" w:eastAsia="Times New Roman" w:hAnsi="Times New Roman" w:cs="Times New Roman"/>
+          <w:sz w:val="24"/>
+          <w:szCs w:val="24"/>
+        </w:rPr>
+      </w:pPr>
+      <w:r>
+        <w:rPr>
+          <w:rFonts w:ascii="Times New Roman" w:eastAsia="Times New Roman" w:hAnsi="Times New Roman" w:cs="Times New Roman"/>
+          <w:sz w:val="24"/>
+          <w:szCs w:val="24"/>
+        </w:rPr>
+        <w:t xml:space="preserve">ban_hanh: </w:t>
+      </w:r>
+      <w:r>
+        <w:rPr>
+          <w:rFonts w:ascii="Times New Roman" w:eastAsia="Times New Roman" w:hAnsi="Times New Roman" w:cs="Times New Roman"/>
+          <w:iCs/>
+          <w:sz w:val="24"/>
+          <w:szCs w:val="24"/>
+        </w:rPr>
+        <w:t>LanhDaoNhaNuoc / CoQuanQuanLy</w:t>
+      </w:r>
+      <w:r>
+        <w:rPr>
+          <w:rFonts w:ascii="Times New Roman" w:eastAsia="Times New Roman" w:hAnsi="Times New Roman" w:cs="Times New Roman"/>
+          <w:iCs/>
+          <w:sz w:val="24"/>
+          <w:szCs w:val="24"/>
+        </w:rPr>
+        <w:t xml:space="preserve"> -&gt; </w:t>
+      </w:r>
+      <w:r>
+        <w:rPr>
+          <w:rFonts w:ascii="Times New Roman" w:eastAsia="Times New Roman" w:hAnsi="Times New Roman" w:cs="Times New Roman"/>
+          <w:iCs/>
+          <w:sz w:val="24"/>
+          <w:szCs w:val="24"/>
+        </w:rPr>
+        <w:t>ChuongTrinhHocLieu / VanBanLuat</w:t>
+      </w:r>
+    </w:p>
+    <w:p>
+      <w:pPr>
+        <w:spacing w:before="100" w:beforeAutospacing="1" w:after="100" w:afterAutospacing="1" w:line="240" w:lineRule="auto"/>
+        <w:jc w:val="both"/>
+        <w:rPr>
+          <w:rFonts w:ascii="Times New Roman" w:eastAsia="Times New Roman" w:hAnsi="Times New Roman" w:cs="Times New Roman"/>
+          <w:sz w:val="24"/>
+          <w:szCs w:val="24"/>
+        </w:rPr>
+      </w:pPr>
+      <w:r>
+        <w:rPr>
+          <w:rFonts w:ascii="Times New Roman" w:eastAsia="Times New Roman" w:hAnsi="Times New Roman" w:cs="Times New Roman"/>
+          <w:sz w:val="24"/>
+          <w:szCs w:val="24"/>
+        </w:rPr>
+        <w:t>quan_ly_nha_nuoc</w:t>
+      </w:r>
+      <w:r>
+        <w:rPr>
+          <w:rFonts w:ascii="Times New Roman" w:eastAsia="Times New Roman" w:hAnsi="Times New Roman" w:cs="Times New Roman"/>
+          <w:sz w:val="24"/>
+          <w:szCs w:val="24"/>
+        </w:rPr>
+        <w:t xml:space="preserve">: </w:t>
+      </w:r>
+      <w:r>
+        <w:rPr>
+          <w:rFonts w:ascii="Times New Roman" w:eastAsia="Times New Roman" w:hAnsi="Times New Roman" w:cs="Times New Roman"/>
+          <w:iCs/>
+          <w:sz w:val="24"/>
+          <w:szCs w:val="24"/>
+        </w:rPr>
+        <w:t xml:space="preserve">LanhDaoNhaNuoc / </w:t>
+      </w:r>
+      <w:r>
+        <w:rPr>
+          <w:rFonts w:ascii="Times New Roman" w:eastAsia="Times New Roman" w:hAnsi="Times New Roman" w:cs="Times New Roman"/>
+          <w:iCs/>
+          <w:sz w:val="24"/>
+          <w:szCs w:val="24"/>
+        </w:rPr>
+        <w:t xml:space="preserve">CoQuanQuanLy -&gt; </w:t>
+      </w:r>
+      <w:r>
+        <w:rPr>
+          <w:rFonts w:ascii="Times New Roman" w:eastAsia="Times New Roman" w:hAnsi="Times New Roman" w:cs="Times New Roman"/>
+          <w:iCs/>
+          <w:sz w:val="24"/>
+          <w:szCs w:val="24"/>
+        </w:rPr>
+        <w:t>HeThongGiaoDuc</w:t>
+      </w:r>
+      <w:r>
+        <w:rPr>
+          <w:rFonts w:ascii="Times New Roman" w:eastAsia="Times New Roman" w:hAnsi="Times New Roman" w:cs="Times New Roman"/>
+          <w:iCs/>
+          <w:sz w:val="24"/>
+          <w:szCs w:val="24"/>
+        </w:rPr>
+        <w:t xml:space="preserve"> / CoSoGiaoDuc</w:t>
+      </w:r>
+    </w:p>
+    <w:p>
+      <w:pPr>
+        <w:spacing w:before="100" w:beforeAutospacing="1" w:after="100" w:afterAutospacing="1" w:line="240" w:lineRule="auto"/>
+        <w:jc w:val="both"/>
+        <w:rPr>
+          <w:rFonts w:ascii="Times New Roman" w:eastAsia="Times New Roman" w:hAnsi="Times New Roman" w:cs="Times New Roman"/>
+          <w:sz w:val="24"/>
+          <w:szCs w:val="24"/>
+        </w:rPr>
+      </w:pPr>
+      <w:r>
+        <w:rPr>
+          <w:rFonts w:ascii="Times New Roman" w:eastAsia="Times New Roman" w:hAnsi="Times New Roman" w:cs="Times New Roman"/>
+          <w:sz w:val="24"/>
+          <w:szCs w:val="24"/>
+        </w:rPr>
+        <w:t>co_loai_hinh</w:t>
+      </w:r>
+      <w:r>
+        <w:rPr>
+          <w:rFonts w:ascii="Times New Roman" w:eastAsia="Times New Roman" w:hAnsi="Times New Roman" w:cs="Times New Roman"/>
+          <w:sz w:val="24"/>
+          <w:szCs w:val="24"/>
+        </w:rPr>
+        <w:t xml:space="preserve">: CoSoGiaoDuc </w:t>
+      </w:r>
+      <w:r>
+        <w:rPr>
+          <w:rFonts w:ascii="Times New Roman" w:eastAsia="Times New Roman" w:hAnsi="Times New Roman" w:cs="Times New Roman"/>
+          <w:sz w:val="24"/>
+          <w:szCs w:val="24"/>
+        </w:rPr>
+        <w:t>-&gt;</w:t>
+      </w:r>
+      <w:r>
+        <w:rPr>
+          <w:rFonts w:ascii="Times New Roman" w:eastAsia="Times New Roman" w:hAnsi="Times New Roman" w:cs="Times New Roman"/>
+          <w:sz w:val="24"/>
+          <w:szCs w:val="24"/>
+        </w:rPr>
+        <w:t xml:space="preserve"> LoaiHinhTruong</w:t>
+      </w:r>
+    </w:p>
+    <w:p>
+      <w:pPr>
+        <w:spacing w:before="100" w:beforeAutospacing="1" w:after="100" w:afterAutospacing="1" w:line="240" w:lineRule="auto"/>
+        <w:jc w:val="both"/>
+        <w:rPr>
+          <w:rFonts w:ascii="Times New Roman" w:eastAsia="Times New Roman" w:hAnsi="Times New Roman" w:cs="Times New Roman"/>
+          <w:sz w:val="24"/>
+          <w:szCs w:val="24"/>
+        </w:rPr>
+      </w:pPr>
+      <w:r>
+        <w:rPr>
+          <w:rFonts w:ascii="Times New Roman" w:eastAsia="Times New Roman" w:hAnsi="Times New Roman" w:cs="Times New Roman"/>
+          <w:sz w:val="24"/>
+          <w:szCs w:val="24"/>
+        </w:rPr>
+        <w:t xml:space="preserve">co_hoi_dong: </w:t>
+      </w:r>
+      <w:r>
+        <w:rPr>
+          <w:rFonts w:ascii="Times New Roman" w:eastAsia="Times New Roman" w:hAnsi="Times New Roman" w:cs="Times New Roman"/>
+          <w:iCs/>
+          <w:sz w:val="24"/>
+          <w:szCs w:val="24"/>
+        </w:rPr>
+        <w:t>CoSoGiaoDuc -&gt; HoiDongToChuc</w:t>
+      </w:r>
+    </w:p>
+    <w:p>
+      <w:pPr>
+        <w:spacing w:before="100" w:beforeAutospacing="1" w:after="100" w:afterAutospacing="1" w:line="240" w:lineRule="auto"/>
+        <w:jc w:val="both"/>
+        <w:rPr>
+          <w:rFonts w:ascii="Times New Roman" w:eastAsia="Times New Roman" w:hAnsi="Times New Roman" w:cs="Times New Roman"/>
+          <w:sz w:val="24"/>
+          <w:szCs w:val="24"/>
+        </w:rPr>
+      </w:pPr>
+      <w:r>
+        <w:rPr>
+          <w:rFonts w:ascii="Times New Roman" w:eastAsia="Times New Roman" w:hAnsi="Times New Roman" w:cs="Times New Roman"/>
+          <w:sz w:val="24"/>
+          <w:szCs w:val="24"/>
+        </w:rPr>
+        <w:t xml:space="preserve">to_chuc_thuc_hien (implements): CoSoGiaoDuc </w:t>
+      </w:r>
+      <w:r>
+        <w:rPr>
+          <w:rFonts w:ascii="Times New Roman" w:eastAsia="Times New Roman" w:hAnsi="Times New Roman" w:cs="Times New Roman"/>
+          <w:sz w:val="24"/>
+          <w:szCs w:val="24"/>
+        </w:rPr>
+        <w:t>-&gt;</w:t>
+      </w:r>
+      <w:r>
+        <w:rPr>
+          <w:rFonts w:ascii="Times New Roman" w:eastAsia="Times New Roman" w:hAnsi="Times New Roman" w:cs="Times New Roman"/>
+          <w:sz w:val="24"/>
+          <w:szCs w:val="24"/>
+        </w:rPr>
+        <w:t xml:space="preserve"> ChuongTrinhGiaoDuc</w:t>
+      </w:r>
+    </w:p>
+    <w:p>
+      <w:pPr>
+        <w:spacing w:before="100" w:beforeAutospacing="1" w:after="100" w:afterAutospacing="1" w:line="240" w:lineRule="auto"/>
+        <w:jc w:val="both"/>
+        <w:rPr>
+          <w:rFonts w:ascii="Times New Roman" w:eastAsia="Times New Roman" w:hAnsi="Times New Roman" w:cs="Times New Roman"/>
+          <w:sz w:val="24"/>
+          <w:szCs w:val="24"/>
+        </w:rPr>
+      </w:pPr>
+      <w:r>
+        <w:rPr>
+          <w:rFonts w:ascii="Times New Roman" w:eastAsia="Times New Roman" w:hAnsi="Times New Roman" w:cs="Times New Roman"/>
+          <w:sz w:val="24"/>
+          <w:szCs w:val="24"/>
+        </w:rPr>
+        <w:t>hoc_tap_tai</w:t>
+      </w:r>
+      <w:r>
+        <w:rPr>
+          <w:rFonts w:ascii="Times New Roman" w:eastAsia="Times New Roman" w:hAnsi="Times New Roman" w:cs="Times New Roman"/>
+          <w:sz w:val="24"/>
+          <w:szCs w:val="24"/>
+        </w:rPr>
+        <w:t xml:space="preserve">: NguoiHoc </w:t>
+      </w:r>
+      <w:r>
+        <w:rPr>
+          <w:rFonts w:ascii="Times New Roman" w:eastAsia="Times New Roman" w:hAnsi="Times New Roman" w:cs="Times New Roman"/>
+          <w:sz w:val="24"/>
+          <w:szCs w:val="24"/>
+        </w:rPr>
+        <w:t>-&gt;</w:t>
+      </w:r>
+      <w:r>
+        <w:rPr>
+          <w:rFonts w:ascii="Times New Roman" w:eastAsia="Times New Roman" w:hAnsi="Times New Roman" w:cs="Times New Roman"/>
+          <w:sz w:val="24"/>
+          <w:szCs w:val="24"/>
+        </w:rPr>
+        <w:t xml:space="preserve"> CoSoGiaoDuc</w:t>
+      </w:r>
+    </w:p>
+    <w:p>
+      <w:pPr>
+        <w:spacing w:before="100" w:beforeAutospacing="1" w:after="100" w:afterAutospacing="1" w:line="240" w:lineRule="auto"/>
+        <w:jc w:val="both"/>
+        <w:rPr>
+          <w:rFonts w:ascii="Times New Roman" w:eastAsia="Times New Roman" w:hAnsi="Times New Roman" w:cs="Times New Roman"/>
+          <w:sz w:val="24"/>
+          <w:szCs w:val="24"/>
+        </w:rPr>
+      </w:pPr>
+      <w:r>
+        <w:rPr>
+          <w:rFonts w:ascii="Times New Roman" w:eastAsia="Times New Roman" w:hAnsi="Times New Roman" w:cs="Times New Roman"/>
+          <w:sz w:val="24"/>
+          <w:szCs w:val="24"/>
+        </w:rPr>
+        <w:t>giang_day_tai</w:t>
+      </w:r>
+      <w:r>
+        <w:rPr>
+          <w:rFonts w:ascii="Times New Roman" w:eastAsia="Times New Roman" w:hAnsi="Times New Roman" w:cs="Times New Roman"/>
+          <w:sz w:val="24"/>
+          <w:szCs w:val="24"/>
+        </w:rPr>
+        <w:t xml:space="preserve">: NhaGiao </w:t>
+      </w:r>
+      <w:r>
+        <w:rPr>
+          <w:rFonts w:ascii="Times New Roman" w:eastAsia="Times New Roman" w:hAnsi="Times New Roman" w:cs="Times New Roman"/>
+          <w:sz w:val="24"/>
+          <w:szCs w:val="24"/>
+        </w:rPr>
+        <w:t>-&gt;</w:t>
+      </w:r>
+      <w:r>
+        <w:rPr>
+          <w:rFonts w:ascii="Times New Roman" w:eastAsia="Times New Roman" w:hAnsi="Times New Roman" w:cs="Times New Roman"/>
+          <w:sz w:val="24"/>
+          <w:szCs w:val="24"/>
+        </w:rPr>
+        <w:t xml:space="preserve"> CoSoGiaoDuc</w:t>
+      </w:r>
+    </w:p>
+    <w:p>
+      <w:pPr>
+        <w:spacing w:before="100" w:beforeAutospacing="1" w:after="100" w:afterAutospacing="1" w:line="240" w:lineRule="auto"/>
+        <w:jc w:val="both"/>
+        <w:rPr>
+          <w:rFonts w:ascii="Times New Roman" w:eastAsia="Times New Roman" w:hAnsi="Times New Roman" w:cs="Times New Roman"/>
+          <w:iCs/>
+          <w:sz w:val="24"/>
+          <w:szCs w:val="24"/>
+        </w:rPr>
+      </w:pPr>
+      <w:r>
+        <w:rPr>
+          <w:rFonts w:ascii="Times New Roman" w:eastAsia="Times New Roman" w:hAnsi="Times New Roman" w:cs="Times New Roman"/>
+          <w:iCs/>
+          <w:sz w:val="24"/>
+          <w:szCs w:val="24"/>
+        </w:rPr>
+        <w:t xml:space="preserve">dieu_hanh: </w:t>
+      </w:r>
+      <w:r>
+        <w:rPr>
+          <w:rFonts w:ascii="Times New Roman" w:eastAsia="Times New Roman" w:hAnsi="Times New Roman" w:cs="Times New Roman"/>
+          <w:iCs/>
+          <w:sz w:val="24"/>
+          <w:szCs w:val="24"/>
+        </w:rPr>
+        <w:t>CanBoQuanLy -&gt; CoSoGiaoDuc</w:t>
+      </w:r>
+      <w:r>
+        <w:rPr>
+          <w:rFonts w:ascii="Times New Roman" w:eastAsia="Times New Roman" w:hAnsi="Times New Roman" w:cs="Times New Roman"/>
+          <w:iCs/>
+          <w:sz w:val="24"/>
+          <w:szCs w:val="24"/>
+        </w:rPr>
+        <w:tab/>
+      </w:r>
+    </w:p>
+    <w:p>
+      <w:pPr>
+        <w:spacing w:before="100" w:beforeAutospacing="1" w:after="100" w:afterAutospacing="1" w:line="240" w:lineRule="auto"/>
+        <w:jc w:val="both"/>
+        <w:rPr>
+          <w:rFonts w:ascii="Times New Roman" w:eastAsia="Times New Roman" w:hAnsi="Times New Roman" w:cs="Times New Roman"/>
+          <w:iCs/>
+          <w:sz w:val="24"/>
+          <w:szCs w:val="24"/>
+        </w:rPr>
+      </w:pPr>
+      <w:r>
+        <w:rPr>
+          <w:rFonts w:ascii="Times New Roman" w:eastAsia="Times New Roman" w:hAnsi="Times New Roman" w:cs="Times New Roman"/>
+          <w:iCs/>
+          <w:sz w:val="24"/>
+          <w:szCs w:val="24"/>
+        </w:rPr>
+        <w:t>bao_gom_cap_hoc: HeThongGiaoDuc -&gt; CapHocTrinhDo</w:t>
+      </w:r>
+    </w:p>
+    <w:p>
+      <w:pPr>
+        <w:spacing w:before="100" w:beforeAutospacing="1" w:after="100" w:afterAutospacing="1" w:line="240" w:lineRule="auto"/>
+        <w:jc w:val="both"/>
+        <w:rPr>
+          <w:rFonts w:ascii="Times New Roman" w:eastAsia="Times New Roman" w:hAnsi="Times New Roman" w:cs="Times New Roman"/>
+          <w:iCs/>
+          <w:sz w:val="24"/>
+          <w:szCs w:val="24"/>
+        </w:rPr>
+      </w:pPr>
+      <w:r>
+        <w:rPr>
+          <w:rFonts w:ascii="Times New Roman" w:eastAsia="Times New Roman" w:hAnsi="Times New Roman" w:cs="Times New Roman"/>
+          <w:iCs/>
+          <w:sz w:val="24"/>
+          <w:szCs w:val="24"/>
+        </w:rPr>
+        <w:t>su_dung_chuong_trinh: CapHocTrinhDo -&gt; ChuongTrinhHocLieu</w:t>
+      </w:r>
+    </w:p>
+    <w:p>
+      <w:pPr>
+        <w:spacing w:before="100" w:beforeAutospacing="1" w:after="100" w:afterAutospacing="1" w:line="240" w:lineRule="auto"/>
+        <w:jc w:val="both"/>
+        <w:rPr>
+          <w:rFonts w:ascii="Times New Roman" w:eastAsia="Times New Roman" w:hAnsi="Times New Roman" w:cs="Times New Roman"/>
+          <w:iCs/>
+          <w:sz w:val="24"/>
+          <w:szCs w:val="24"/>
+        </w:rPr>
+      </w:pPr>
+      <w:r>
+        <w:rPr>
+          <w:rFonts w:ascii="Times New Roman" w:eastAsia="Times New Roman" w:hAnsi="Times New Roman" w:cs="Times New Roman"/>
+          <w:iCs/>
+          <w:sz w:val="24"/>
+          <w:szCs w:val="24"/>
+        </w:rPr>
+        <w:t>do_luong_bang: ChuongTrinhHocLieu</w:t>
+      </w:r>
+      <w:r>
+        <w:rPr>
+          <w:rFonts w:ascii="Times New Roman" w:eastAsia="Times New Roman" w:hAnsi="Times New Roman" w:cs="Times New Roman"/>
+          <w:iCs/>
+          <w:sz w:val="24"/>
+          <w:szCs w:val="24"/>
+        </w:rPr>
+        <w:t xml:space="preserve"> \ </w:t>
+      </w:r>
+      <w:r>
+        <w:rPr>
+          <w:rFonts w:ascii="Times New Roman" w:eastAsia="Times New Roman" w:hAnsi="Times New Roman" w:cs="Times New Roman"/>
+          <w:iCs/>
+          <w:sz w:val="24"/>
+          <w:szCs w:val="24"/>
+        </w:rPr>
+        <w:t>CapHocTrinhDo</w:t>
+      </w:r>
+      <w:r>
+        <w:rPr>
+          <w:rFonts w:ascii="Times New Roman" w:eastAsia="Times New Roman" w:hAnsi="Times New Roman" w:cs="Times New Roman"/>
+          <w:iCs/>
+          <w:sz w:val="24"/>
+          <w:szCs w:val="24"/>
+        </w:rPr>
+        <w:t xml:space="preserve"> -&gt; DonViDoLuong</w:t>
+      </w:r>
+    </w:p>
+    <w:p>
+      <w:pPr>
+        <w:spacing w:before="100" w:beforeAutospacing="1" w:after="100" w:afterAutospacing="1" w:line="240" w:lineRule="auto"/>
+        <w:jc w:val="both"/>
+        <w:rPr>
+          <w:rFonts w:ascii="Times New Roman" w:eastAsia="Times New Roman" w:hAnsi="Times New Roman" w:cs="Times New Roman"/>
           <w:iCs/>
           <w:sz w:val="24"/>
           <w:szCs w:val="24"/>
@@ -2222,6 +2404,7 @@
           <w:sz w:val="24"/>
           <w:szCs w:val="24"/>
         </w:rPr>
+        <w:lastRenderedPageBreak/>
         <w:tab/>
       </w:r>
     </w:p>
